--- a/Сессия 6/Отладка ПМ.docx
+++ b/Сессия 6/Отладка ПМ.docx
@@ -737,6 +737,9 @@
           <w:ilvl w:val="0"/>
           <w:numId w:val="2"/>
         </w:numPr>
+        <w:tabs>
+          <w:tab w:val="clear" w:pos="720"/>
+        </w:tabs>
         <w:spacing w:after="0" w:line="360" w:lineRule="auto"/>
         <w:ind w:left="0" w:firstLine="709"/>
         <w:jc w:val="both"/>
@@ -761,6 +764,9 @@
           <w:ilvl w:val="0"/>
           <w:numId w:val="2"/>
         </w:numPr>
+        <w:tabs>
+          <w:tab w:val="clear" w:pos="720"/>
+        </w:tabs>
         <w:spacing w:after="0" w:line="360" w:lineRule="auto"/>
         <w:ind w:left="0" w:firstLine="709"/>
         <w:jc w:val="both"/>
@@ -785,6 +791,9 @@
           <w:ilvl w:val="0"/>
           <w:numId w:val="2"/>
         </w:numPr>
+        <w:tabs>
+          <w:tab w:val="clear" w:pos="720"/>
+        </w:tabs>
         <w:spacing w:after="0" w:line="360" w:lineRule="auto"/>
         <w:ind w:left="0" w:firstLine="709"/>
         <w:jc w:val="both"/>
@@ -809,6 +818,9 @@
           <w:ilvl w:val="0"/>
           <w:numId w:val="2"/>
         </w:numPr>
+        <w:tabs>
+          <w:tab w:val="clear" w:pos="720"/>
+        </w:tabs>
         <w:spacing w:after="0" w:line="360" w:lineRule="auto"/>
         <w:ind w:left="0" w:firstLine="709"/>
         <w:jc w:val="both"/>
@@ -833,6 +845,9 @@
           <w:ilvl w:val="0"/>
           <w:numId w:val="2"/>
         </w:numPr>
+        <w:tabs>
+          <w:tab w:val="clear" w:pos="720"/>
+        </w:tabs>
         <w:spacing w:after="0" w:line="360" w:lineRule="auto"/>
         <w:ind w:left="0" w:firstLine="709"/>
         <w:jc w:val="both"/>
@@ -849,6 +864,25 @@
           <w:szCs w:val="28"/>
         </w:rPr>
         <w:t>заключение о готовности модулей к эксплуатации.</w:t>
+      </w:r>
+    </w:p>
+    <w:p>
+      <w:pPr>
+        <w:spacing w:after="0" w:line="360" w:lineRule="auto"/>
+        <w:jc w:val="right"/>
+        <w:rPr>
+          <w:rFonts w:ascii="Times New Roman" w:hAnsi="Times New Roman" w:cs="Times New Roman"/>
+          <w:sz w:val="28"/>
+          <w:szCs w:val="28"/>
+        </w:rPr>
+      </w:pPr>
+      <w:r>
+        <w:rPr>
+          <w:rFonts w:ascii="Times New Roman" w:hAnsi="Times New Roman" w:cs="Times New Roman"/>
+          <w:sz w:val="28"/>
+          <w:szCs w:val="28"/>
+        </w:rPr>
+        <w:t>Таблица 1</w:t>
       </w:r>
     </w:p>
     <w:tbl>
@@ -1366,7 +1400,17 @@
                 <w:sz w:val="28"/>
                 <w:szCs w:val="28"/>
               </w:rPr>
-              <w:t>Контроль качества сырья и готовой продукции, ввод результатов испытаний</w:t>
+              <w:t xml:space="preserve">Контроль качества сырья и готовой продукции, ввод результатов </w:t>
+            </w:r>
+            <w:r>
+              <w:rPr>
+                <w:rFonts w:ascii="Times New Roman" w:hAnsi="Times New Roman" w:cs="Times New Roman"/>
+                <w:color w:val="000000" w:themeColor="text1"/>
+                <w:sz w:val="28"/>
+                <w:szCs w:val="28"/>
+              </w:rPr>
+              <w:lastRenderedPageBreak/>
+              <w:t>испытаний</w:t>
             </w:r>
           </w:p>
         </w:tc>
@@ -1392,6 +1436,7 @@
                 <w:sz w:val="28"/>
                 <w:szCs w:val="28"/>
               </w:rPr>
+              <w:lastRenderedPageBreak/>
               <w:t>.NET 8.0 WPF</w:t>
             </w:r>
           </w:p>
@@ -1420,7 +1465,6 @@
                 <w:sz w:val="28"/>
                 <w:szCs w:val="28"/>
               </w:rPr>
-              <w:lastRenderedPageBreak/>
               <w:t>4</w:t>
             </w:r>
           </w:p>
@@ -1800,6 +1844,26 @@
         <w:t>4.1. Требования к аппаратному обеспечению</w:t>
       </w:r>
     </w:p>
+    <w:p>
+      <w:pPr>
+        <w:spacing w:after="0" w:line="360" w:lineRule="auto"/>
+        <w:ind w:firstLine="709"/>
+        <w:jc w:val="right"/>
+        <w:rPr>
+          <w:rFonts w:ascii="Times New Roman" w:hAnsi="Times New Roman" w:cs="Times New Roman"/>
+          <w:sz w:val="28"/>
+          <w:szCs w:val="28"/>
+        </w:rPr>
+      </w:pPr>
+      <w:r>
+        <w:rPr>
+          <w:rFonts w:ascii="Times New Roman" w:hAnsi="Times New Roman" w:cs="Times New Roman"/>
+          <w:sz w:val="28"/>
+          <w:szCs w:val="28"/>
+        </w:rPr>
+        <w:t>Таблица 2</w:t>
+      </w:r>
+    </w:p>
     <w:tbl>
       <w:tblPr>
         <w:tblStyle w:val="ac"/>
@@ -2126,6 +2190,26 @@
           <w:szCs w:val="28"/>
         </w:rPr>
         <w:t>4.2. Требования к программному обеспечению</w:t>
+      </w:r>
+    </w:p>
+    <w:p>
+      <w:pPr>
+        <w:spacing w:after="0" w:line="360" w:lineRule="auto"/>
+        <w:ind w:firstLine="709"/>
+        <w:jc w:val="right"/>
+        <w:rPr>
+          <w:rFonts w:ascii="Times New Roman" w:hAnsi="Times New Roman" w:cs="Times New Roman"/>
+          <w:sz w:val="28"/>
+          <w:szCs w:val="28"/>
+        </w:rPr>
+      </w:pPr>
+      <w:r>
+        <w:rPr>
+          <w:rFonts w:ascii="Times New Roman" w:hAnsi="Times New Roman" w:cs="Times New Roman"/>
+          <w:sz w:val="28"/>
+          <w:szCs w:val="28"/>
+        </w:rPr>
+        <w:t>Таблица 3</w:t>
       </w:r>
     </w:p>
     <w:tbl>
@@ -2277,6 +2361,7 @@
                 <w:sz w:val="28"/>
                 <w:szCs w:val="28"/>
               </w:rPr>
+              <w:lastRenderedPageBreak/>
               <w:t>СУБД</w:t>
             </w:r>
           </w:p>
@@ -2400,7 +2485,6 @@
           <w:sz w:val="28"/>
           <w:szCs w:val="28"/>
         </w:rPr>
-        <w:lastRenderedPageBreak/>
         <w:t>4.3. Методы испытаний</w:t>
       </w:r>
     </w:p>
@@ -2651,6 +2735,26 @@
           <w:szCs w:val="28"/>
         </w:rPr>
         <w:t>5.1. Тестовые сценарии</w:t>
+      </w:r>
+    </w:p>
+    <w:p>
+      <w:pPr>
+        <w:spacing w:after="0" w:line="360" w:lineRule="auto"/>
+        <w:ind w:firstLine="709"/>
+        <w:jc w:val="right"/>
+        <w:rPr>
+          <w:rFonts w:ascii="Times New Roman" w:hAnsi="Times New Roman" w:cs="Times New Roman"/>
+          <w:sz w:val="28"/>
+          <w:szCs w:val="28"/>
+        </w:rPr>
+      </w:pPr>
+      <w:r>
+        <w:rPr>
+          <w:rFonts w:ascii="Times New Roman" w:hAnsi="Times New Roman" w:cs="Times New Roman"/>
+          <w:sz w:val="28"/>
+          <w:szCs w:val="28"/>
+        </w:rPr>
+        <w:t>Таблица 4</w:t>
       </w:r>
     </w:p>
     <w:tbl>
@@ -3221,7 +3325,16 @@
                 <w:sz w:val="28"/>
                 <w:szCs w:val="28"/>
               </w:rPr>
-              <w:t>TC-03</w:t>
+              <w:t>TC-</w:t>
+            </w:r>
+            <w:r>
+              <w:rPr>
+                <w:rFonts w:ascii="Times New Roman" w:hAnsi="Times New Roman" w:cs="Times New Roman"/>
+                <w:sz w:val="28"/>
+                <w:szCs w:val="28"/>
+              </w:rPr>
+              <w:lastRenderedPageBreak/>
+              <w:t>03</w:t>
             </w:r>
           </w:p>
         </w:tc>
@@ -3246,6 +3359,7 @@
                 <w:sz w:val="28"/>
                 <w:szCs w:val="28"/>
               </w:rPr>
+              <w:lastRenderedPageBreak/>
               <w:t>Неверная капча</w:t>
             </w:r>
           </w:p>
@@ -3271,7 +3385,16 @@
                 <w:sz w:val="28"/>
                 <w:szCs w:val="28"/>
               </w:rPr>
-              <w:t>Ввести неверный код</w:t>
+              <w:t xml:space="preserve">Ввести неверный </w:t>
+            </w:r>
+            <w:r>
+              <w:rPr>
+                <w:rFonts w:ascii="Times New Roman" w:hAnsi="Times New Roman" w:cs="Times New Roman"/>
+                <w:sz w:val="28"/>
+                <w:szCs w:val="28"/>
+              </w:rPr>
+              <w:lastRenderedPageBreak/>
+              <w:t>код</w:t>
             </w:r>
           </w:p>
         </w:tc>
@@ -3296,7 +3419,17 @@
                 <w:sz w:val="28"/>
                 <w:szCs w:val="28"/>
               </w:rPr>
-              <w:t>Сообщение об ошибке, обновление капчи</w:t>
+              <w:lastRenderedPageBreak/>
+              <w:t xml:space="preserve">Сообщение об </w:t>
+            </w:r>
+            <w:r>
+              <w:rPr>
+                <w:rFonts w:ascii="Times New Roman" w:hAnsi="Times New Roman" w:cs="Times New Roman"/>
+                <w:sz w:val="28"/>
+                <w:szCs w:val="28"/>
+              </w:rPr>
+              <w:lastRenderedPageBreak/>
+              <w:t>ошибке, обновление капчи</w:t>
             </w:r>
           </w:p>
         </w:tc>
@@ -3321,6 +3454,7 @@
                 <w:sz w:val="28"/>
                 <w:szCs w:val="28"/>
               </w:rPr>
+              <w:lastRenderedPageBreak/>
               <w:t>Выполнено</w:t>
             </w:r>
           </w:p>
@@ -3373,16 +3507,7 @@
                 <w:sz w:val="28"/>
                 <w:szCs w:val="28"/>
               </w:rPr>
-              <w:t>TC-</w:t>
-            </w:r>
-            <w:r>
-              <w:rPr>
-                <w:rFonts w:ascii="Times New Roman" w:hAnsi="Times New Roman" w:cs="Times New Roman"/>
-                <w:sz w:val="28"/>
-                <w:szCs w:val="28"/>
-              </w:rPr>
-              <w:lastRenderedPageBreak/>
-              <w:t>04</w:t>
+              <w:t>TC-04</w:t>
             </w:r>
           </w:p>
         </w:tc>
@@ -3407,17 +3532,7 @@
                 <w:sz w:val="28"/>
                 <w:szCs w:val="28"/>
               </w:rPr>
-              <w:lastRenderedPageBreak/>
-              <w:t xml:space="preserve">Создание </w:t>
-            </w:r>
-            <w:r>
-              <w:rPr>
-                <w:rFonts w:ascii="Times New Roman" w:hAnsi="Times New Roman" w:cs="Times New Roman"/>
-                <w:sz w:val="28"/>
-                <w:szCs w:val="28"/>
-              </w:rPr>
-              <w:lastRenderedPageBreak/>
-              <w:t>продукта</w:t>
+              <w:t>Создание продукта</w:t>
             </w:r>
           </w:p>
         </w:tc>
@@ -3442,17 +3557,7 @@
                 <w:sz w:val="28"/>
                 <w:szCs w:val="28"/>
               </w:rPr>
-              <w:lastRenderedPageBreak/>
-              <w:t xml:space="preserve">Заполнить </w:t>
-            </w:r>
-            <w:r>
-              <w:rPr>
-                <w:rFonts w:ascii="Times New Roman" w:hAnsi="Times New Roman" w:cs="Times New Roman"/>
-                <w:sz w:val="28"/>
-                <w:szCs w:val="28"/>
-              </w:rPr>
-              <w:lastRenderedPageBreak/>
-              <w:t>форму продукта</w:t>
+              <w:t>Заполнить форму продукта</w:t>
             </w:r>
           </w:p>
         </w:tc>
@@ -3477,17 +3582,7 @@
                 <w:sz w:val="28"/>
                 <w:szCs w:val="28"/>
               </w:rPr>
-              <w:lastRenderedPageBreak/>
-              <w:t xml:space="preserve">Продукт </w:t>
-            </w:r>
-            <w:r>
-              <w:rPr>
-                <w:rFonts w:ascii="Times New Roman" w:hAnsi="Times New Roman" w:cs="Times New Roman"/>
-                <w:sz w:val="28"/>
-                <w:szCs w:val="28"/>
-              </w:rPr>
-              <w:lastRenderedPageBreak/>
-              <w:t>добавлен в список</w:t>
+              <w:t>Продукт добавлен в список</w:t>
             </w:r>
           </w:p>
         </w:tc>
@@ -3512,7 +3607,6 @@
                 <w:sz w:val="28"/>
                 <w:szCs w:val="28"/>
               </w:rPr>
-              <w:lastRenderedPageBreak/>
               <w:t>Выполнено</w:t>
             </w:r>
           </w:p>
@@ -4492,6 +4586,26 @@
           <w:szCs w:val="28"/>
         </w:rPr>
         <w:t>5.2. Журнал отладки модуля технолога</w:t>
+      </w:r>
+    </w:p>
+    <w:p>
+      <w:pPr>
+        <w:spacing w:after="0" w:line="360" w:lineRule="auto"/>
+        <w:ind w:firstLine="709"/>
+        <w:jc w:val="right"/>
+        <w:rPr>
+          <w:rFonts w:ascii="Times New Roman" w:hAnsi="Times New Roman" w:cs="Times New Roman"/>
+          <w:sz w:val="28"/>
+          <w:szCs w:val="28"/>
+        </w:rPr>
+      </w:pPr>
+      <w:r>
+        <w:rPr>
+          <w:rFonts w:ascii="Times New Roman" w:hAnsi="Times New Roman" w:cs="Times New Roman"/>
+          <w:sz w:val="28"/>
+          <w:szCs w:val="28"/>
+        </w:rPr>
+        <w:t>Таблица 5</w:t>
       </w:r>
     </w:p>
     <w:tbl>
@@ -4690,6 +4804,7 @@
                 <w:sz w:val="28"/>
                 <w:szCs w:val="28"/>
               </w:rPr>
+              <w:lastRenderedPageBreak/>
               <w:t>1</w:t>
             </w:r>
           </w:p>
@@ -4980,7 +5095,6 @@
                 <w:sz w:val="28"/>
                 <w:szCs w:val="28"/>
               </w:rPr>
-              <w:lastRenderedPageBreak/>
               <w:t>не может войти</w:t>
             </w:r>
           </w:p>
@@ -5008,37 +5122,35 @@
                 <w:sz w:val="28"/>
                 <w:szCs w:val="28"/>
               </w:rPr>
-              <w:lastRenderedPageBreak/>
-              <w:t xml:space="preserve">Неправильный хэш </w:t>
-            </w:r>
-            <w:r>
+              <w:t>Неправильный хэш пароля в БД</w:t>
+            </w:r>
+          </w:p>
+        </w:tc>
+        <w:tc>
+          <w:tcPr>
+            <w:tcW w:w="3119" w:type="dxa"/>
+            <w:hideMark/>
+          </w:tcPr>
+          <w:p>
+            <w:pPr>
+              <w:spacing w:line="360" w:lineRule="auto"/>
+              <w:jc w:val="both"/>
               <w:rPr>
                 <w:rFonts w:ascii="Times New Roman" w:hAnsi="Times New Roman" w:cs="Times New Roman"/>
                 <w:color w:val="000000" w:themeColor="text1"/>
                 <w:sz w:val="28"/>
                 <w:szCs w:val="28"/>
               </w:rPr>
-              <w:lastRenderedPageBreak/>
-              <w:t>пароля в БД</w:t>
-            </w:r>
-          </w:p>
-        </w:tc>
-        <w:tc>
-          <w:tcPr>
-            <w:tcW w:w="3119" w:type="dxa"/>
-            <w:hideMark/>
-          </w:tcPr>
-          <w:p>
-            <w:pPr>
-              <w:spacing w:line="360" w:lineRule="auto"/>
-              <w:jc w:val="both"/>
+            </w:pPr>
+            <w:r>
               <w:rPr>
                 <w:rFonts w:ascii="Times New Roman" w:hAnsi="Times New Roman" w:cs="Times New Roman"/>
                 <w:color w:val="000000" w:themeColor="text1"/>
                 <w:sz w:val="28"/>
                 <w:szCs w:val="28"/>
               </w:rPr>
-            </w:pPr>
+              <w:t>Обновлён хэш, создан пользователь</w:t>
+            </w:r>
             <w:r>
               <w:rPr>
                 <w:rFonts w:ascii="Times New Roman" w:hAnsi="Times New Roman" w:cs="Times New Roman"/>
@@ -5046,8 +5158,7 @@
                 <w:sz w:val="28"/>
                 <w:szCs w:val="28"/>
               </w:rPr>
-              <w:lastRenderedPageBreak/>
-              <w:t xml:space="preserve">Обновлён хэш, создан </w:t>
+              <w:t xml:space="preserve"> </w:t>
             </w:r>
             <w:r>
               <w:rPr>
@@ -5056,18 +5167,26 @@
                 <w:sz w:val="28"/>
                 <w:szCs w:val="28"/>
               </w:rPr>
-              <w:lastRenderedPageBreak/>
-              <w:t>пользователь</w:t>
-            </w:r>
-            <w:r>
+              <w:t>newadmin2</w:t>
+            </w:r>
+          </w:p>
+        </w:tc>
+        <w:tc>
+          <w:tcPr>
+            <w:tcW w:w="1382" w:type="dxa"/>
+            <w:hideMark/>
+          </w:tcPr>
+          <w:p>
+            <w:pPr>
+              <w:spacing w:line="360" w:lineRule="auto"/>
+              <w:jc w:val="both"/>
               <w:rPr>
                 <w:rFonts w:ascii="Times New Roman" w:hAnsi="Times New Roman" w:cs="Times New Roman"/>
                 <w:color w:val="000000" w:themeColor="text1"/>
                 <w:sz w:val="28"/>
                 <w:szCs w:val="28"/>
               </w:rPr>
-              <w:t xml:space="preserve"> </w:t>
-            </w:r>
+            </w:pPr>
             <w:r>
               <w:rPr>
                 <w:rFonts w:ascii="Times New Roman" w:hAnsi="Times New Roman" w:cs="Times New Roman"/>
@@ -5075,34 +5194,6 @@
                 <w:sz w:val="28"/>
                 <w:szCs w:val="28"/>
               </w:rPr>
-              <w:t>newadmin2</w:t>
-            </w:r>
-          </w:p>
-        </w:tc>
-        <w:tc>
-          <w:tcPr>
-            <w:tcW w:w="1382" w:type="dxa"/>
-            <w:hideMark/>
-          </w:tcPr>
-          <w:p>
-            <w:pPr>
-              <w:spacing w:line="360" w:lineRule="auto"/>
-              <w:jc w:val="both"/>
-              <w:rPr>
-                <w:rFonts w:ascii="Times New Roman" w:hAnsi="Times New Roman" w:cs="Times New Roman"/>
-                <w:color w:val="000000" w:themeColor="text1"/>
-                <w:sz w:val="28"/>
-                <w:szCs w:val="28"/>
-              </w:rPr>
-            </w:pPr>
-            <w:r>
-              <w:rPr>
-                <w:rFonts w:ascii="Times New Roman" w:hAnsi="Times New Roman" w:cs="Times New Roman"/>
-                <w:color w:val="000000" w:themeColor="text1"/>
-                <w:sz w:val="28"/>
-                <w:szCs w:val="28"/>
-              </w:rPr>
-              <w:lastRenderedPageBreak/>
               <w:t>Закрыт</w:t>
             </w:r>
           </w:p>
@@ -5605,6 +5696,7 @@
                 <w:color w:val="000000" w:themeColor="text1"/>
                 <w:sz w:val="28"/>
                 <w:szCs w:val="28"/>
+                <w:lang w:val="en-US"/>
               </w:rPr>
               <w:t xml:space="preserve"> </w:t>
             </w:r>
@@ -5616,29 +5708,7 @@
                 <w:szCs w:val="28"/>
                 <w:lang w:val="en-US"/>
               </w:rPr>
-              <w:t>_</w:t>
-            </w:r>
-            <w:proofErr w:type="gramStart"/>
-            <w:r>
-              <w:rPr>
-                <w:rFonts w:ascii="Times New Roman" w:hAnsi="Times New Roman" w:cs="Times New Roman"/>
-                <w:color w:val="000000" w:themeColor="text1"/>
-                <w:sz w:val="28"/>
-                <w:szCs w:val="28"/>
-                <w:lang w:val="en-US"/>
-              </w:rPr>
-              <w:t>selectedRecipe?.</w:t>
-            </w:r>
-            <w:proofErr w:type="gramEnd"/>
-            <w:r>
-              <w:rPr>
-                <w:rFonts w:ascii="Times New Roman" w:hAnsi="Times New Roman" w:cs="Times New Roman"/>
-                <w:color w:val="000000" w:themeColor="text1"/>
-                <w:sz w:val="28"/>
-                <w:szCs w:val="28"/>
-                <w:lang w:val="en-US"/>
-              </w:rPr>
-              <w:t>Status != "active"</w:t>
+              <w:t>_selectedRecipe?.Status != "active"</w:t>
             </w:r>
           </w:p>
         </w:tc>
@@ -5741,6 +5811,26 @@
           <w:szCs w:val="28"/>
         </w:rPr>
         <w:t>6.1. Тестовые сценарии</w:t>
+      </w:r>
+    </w:p>
+    <w:p>
+      <w:pPr>
+        <w:spacing w:after="0" w:line="360" w:lineRule="auto"/>
+        <w:ind w:firstLine="709"/>
+        <w:jc w:val="right"/>
+        <w:rPr>
+          <w:rFonts w:ascii="Times New Roman" w:hAnsi="Times New Roman" w:cs="Times New Roman"/>
+          <w:sz w:val="28"/>
+          <w:szCs w:val="28"/>
+        </w:rPr>
+      </w:pPr>
+      <w:r>
+        <w:rPr>
+          <w:rFonts w:ascii="Times New Roman" w:hAnsi="Times New Roman" w:cs="Times New Roman"/>
+          <w:sz w:val="28"/>
+          <w:szCs w:val="28"/>
+        </w:rPr>
+        <w:t>Таблица 6</w:t>
       </w:r>
     </w:p>
     <w:tbl>
@@ -6148,6 +6238,7 @@
                 <w:sz w:val="28"/>
                 <w:szCs w:val="28"/>
               </w:rPr>
+              <w:lastRenderedPageBreak/>
               <w:t>ТС</w:t>
             </w:r>
             <w:r>
@@ -6468,7 +6559,6 @@
                 <w:sz w:val="28"/>
                 <w:szCs w:val="28"/>
               </w:rPr>
-              <w:lastRenderedPageBreak/>
               <w:t>ТС</w:t>
             </w:r>
             <w:r>
@@ -7352,7 +7442,16 @@
                 <w:sz w:val="28"/>
                 <w:szCs w:val="28"/>
               </w:rPr>
-              <w:t>Кнопка «Завершить партию» активна</w:t>
+              <w:t xml:space="preserve">Кнопка «Завершить </w:t>
+            </w:r>
+            <w:r>
+              <w:rPr>
+                <w:rFonts w:ascii="Times New Roman" w:hAnsi="Times New Roman" w:cs="Times New Roman"/>
+                <w:sz w:val="28"/>
+                <w:szCs w:val="28"/>
+              </w:rPr>
+              <w:lastRenderedPageBreak/>
+              <w:t>партию» активна</w:t>
             </w:r>
           </w:p>
         </w:tc>
@@ -7377,6 +7476,7 @@
                 <w:sz w:val="28"/>
                 <w:szCs w:val="28"/>
               </w:rPr>
+              <w:lastRenderedPageBreak/>
               <w:t>Выполнено</w:t>
             </w:r>
           </w:p>
@@ -7620,6 +7720,26 @@
           <w:szCs w:val="28"/>
         </w:rPr>
         <w:t>6.2. Журнал отладки модуля аппаратчика</w:t>
+      </w:r>
+    </w:p>
+    <w:p>
+      <w:pPr>
+        <w:spacing w:after="0" w:line="360" w:lineRule="auto"/>
+        <w:ind w:firstLine="709"/>
+        <w:jc w:val="right"/>
+        <w:rPr>
+          <w:rFonts w:ascii="Times New Roman" w:hAnsi="Times New Roman" w:cs="Times New Roman"/>
+          <w:sz w:val="28"/>
+          <w:szCs w:val="28"/>
+        </w:rPr>
+      </w:pPr>
+      <w:r>
+        <w:rPr>
+          <w:rFonts w:ascii="Times New Roman" w:hAnsi="Times New Roman" w:cs="Times New Roman"/>
+          <w:sz w:val="28"/>
+          <w:szCs w:val="28"/>
+        </w:rPr>
+        <w:t>Таблица 7</w:t>
       </w:r>
     </w:p>
     <w:tbl>
@@ -7663,7 +7783,6 @@
                 <w:sz w:val="28"/>
                 <w:szCs w:val="28"/>
               </w:rPr>
-              <w:lastRenderedPageBreak/>
               <w:t>№</w:t>
             </w:r>
           </w:p>
@@ -8632,6 +8751,7 @@
           <w:sz w:val="28"/>
           <w:szCs w:val="28"/>
         </w:rPr>
+        <w:lastRenderedPageBreak/>
         <w:t>7. РЕЗУЛЬТАТЫ ТЕСТИРОВАНИЯ МОДУЛЯ ЛАБОРАТОРИИ</w:t>
       </w:r>
     </w:p>
@@ -8671,6 +8791,26 @@
           <w:szCs w:val="28"/>
         </w:rPr>
         <w:t>7.1. Тестовые сценарии</w:t>
+      </w:r>
+    </w:p>
+    <w:p>
+      <w:pPr>
+        <w:spacing w:after="0" w:line="360" w:lineRule="auto"/>
+        <w:ind w:firstLine="709"/>
+        <w:jc w:val="right"/>
+        <w:rPr>
+          <w:rFonts w:ascii="Times New Roman" w:hAnsi="Times New Roman" w:cs="Times New Roman"/>
+          <w:sz w:val="28"/>
+          <w:szCs w:val="28"/>
+        </w:rPr>
+      </w:pPr>
+      <w:r>
+        <w:rPr>
+          <w:rFonts w:ascii="Times New Roman" w:hAnsi="Times New Roman" w:cs="Times New Roman"/>
+          <w:sz w:val="28"/>
+          <w:szCs w:val="28"/>
+        </w:rPr>
+        <w:t>Таблица 8</w:t>
       </w:r>
     </w:p>
     <w:tbl>
@@ -8887,6 +9027,1014 @@
                 <w:sz w:val="28"/>
                 <w:szCs w:val="28"/>
               </w:rPr>
+              <w:t>Т</w:t>
+            </w:r>
+            <w:r>
+              <w:rPr>
+                <w:rFonts w:ascii="Times New Roman" w:hAnsi="Times New Roman" w:cs="Times New Roman"/>
+                <w:sz w:val="28"/>
+                <w:szCs w:val="28"/>
+              </w:rPr>
+              <w:t>C-01</w:t>
+            </w:r>
+          </w:p>
+        </w:tc>
+        <w:tc>
+          <w:tcPr>
+            <w:tcW w:w="1965" w:type="dxa"/>
+            <w:hideMark/>
+          </w:tcPr>
+          <w:p>
+            <w:pPr>
+              <w:spacing w:line="360" w:lineRule="auto"/>
+              <w:jc w:val="both"/>
+              <w:rPr>
+                <w:rFonts w:ascii="Times New Roman" w:hAnsi="Times New Roman" w:cs="Times New Roman"/>
+                <w:sz w:val="28"/>
+                <w:szCs w:val="28"/>
+              </w:rPr>
+            </w:pPr>
+            <w:r>
+              <w:rPr>
+                <w:rFonts w:ascii="Times New Roman" w:hAnsi="Times New Roman" w:cs="Times New Roman"/>
+                <w:sz w:val="28"/>
+                <w:szCs w:val="28"/>
+              </w:rPr>
+              <w:t>Успешная авторизация</w:t>
+            </w:r>
+          </w:p>
+        </w:tc>
+        <w:tc>
+          <w:tcPr>
+            <w:tcW w:w="2188" w:type="dxa"/>
+            <w:hideMark/>
+          </w:tcPr>
+          <w:p>
+            <w:pPr>
+              <w:spacing w:line="360" w:lineRule="auto"/>
+              <w:jc w:val="both"/>
+              <w:rPr>
+                <w:rFonts w:ascii="Times New Roman" w:hAnsi="Times New Roman" w:cs="Times New Roman"/>
+                <w:sz w:val="28"/>
+                <w:szCs w:val="28"/>
+              </w:rPr>
+            </w:pPr>
+            <w:r>
+              <w:rPr>
+                <w:rFonts w:ascii="Times New Roman" w:hAnsi="Times New Roman" w:cs="Times New Roman"/>
+                <w:sz w:val="28"/>
+                <w:szCs w:val="28"/>
+              </w:rPr>
+              <w:t>Логин</w:t>
+            </w:r>
+            <w:r>
+              <w:rPr>
+                <w:rFonts w:ascii="Times New Roman" w:hAnsi="Times New Roman" w:cs="Times New Roman"/>
+                <w:sz w:val="28"/>
+                <w:szCs w:val="28"/>
+              </w:rPr>
+              <w:t xml:space="preserve"> </w:t>
+            </w:r>
+            <w:r>
+              <w:rPr>
+                <w:rFonts w:ascii="Times New Roman" w:hAnsi="Times New Roman" w:cs="Times New Roman"/>
+                <w:sz w:val="28"/>
+                <w:szCs w:val="28"/>
+              </w:rPr>
+              <w:t>labo, пароль</w:t>
+            </w:r>
+            <w:r>
+              <w:rPr>
+                <w:rFonts w:ascii="Times New Roman" w:hAnsi="Times New Roman" w:cs="Times New Roman"/>
+                <w:sz w:val="28"/>
+                <w:szCs w:val="28"/>
+              </w:rPr>
+              <w:t xml:space="preserve"> </w:t>
+            </w:r>
+            <w:r>
+              <w:rPr>
+                <w:rFonts w:ascii="Times New Roman" w:hAnsi="Times New Roman" w:cs="Times New Roman"/>
+                <w:sz w:val="28"/>
+                <w:szCs w:val="28"/>
+              </w:rPr>
+              <w:t>123</w:t>
+            </w:r>
+          </w:p>
+        </w:tc>
+        <w:tc>
+          <w:tcPr>
+            <w:tcW w:w="2126" w:type="dxa"/>
+            <w:hideMark/>
+          </w:tcPr>
+          <w:p>
+            <w:pPr>
+              <w:spacing w:line="360" w:lineRule="auto"/>
+              <w:jc w:val="both"/>
+              <w:rPr>
+                <w:rFonts w:ascii="Times New Roman" w:hAnsi="Times New Roman" w:cs="Times New Roman"/>
+                <w:sz w:val="28"/>
+                <w:szCs w:val="28"/>
+              </w:rPr>
+            </w:pPr>
+            <w:r>
+              <w:rPr>
+                <w:rFonts w:ascii="Times New Roman" w:hAnsi="Times New Roman" w:cs="Times New Roman"/>
+                <w:sz w:val="28"/>
+                <w:szCs w:val="28"/>
+              </w:rPr>
+              <w:t>Открытие главного окна</w:t>
+            </w:r>
+          </w:p>
+        </w:tc>
+        <w:tc>
+          <w:tcPr>
+            <w:tcW w:w="1701" w:type="dxa"/>
+            <w:hideMark/>
+          </w:tcPr>
+          <w:p>
+            <w:pPr>
+              <w:spacing w:line="360" w:lineRule="auto"/>
+              <w:jc w:val="both"/>
+              <w:rPr>
+                <w:rFonts w:ascii="Times New Roman" w:hAnsi="Times New Roman" w:cs="Times New Roman"/>
+                <w:sz w:val="28"/>
+                <w:szCs w:val="28"/>
+              </w:rPr>
+            </w:pPr>
+            <w:r>
+              <w:rPr>
+                <w:rFonts w:ascii="Times New Roman" w:hAnsi="Times New Roman" w:cs="Times New Roman"/>
+                <w:sz w:val="28"/>
+                <w:szCs w:val="28"/>
+              </w:rPr>
+              <w:t>Выполнено</w:t>
+            </w:r>
+          </w:p>
+        </w:tc>
+        <w:tc>
+          <w:tcPr>
+            <w:tcW w:w="1417" w:type="dxa"/>
+            <w:hideMark/>
+          </w:tcPr>
+          <w:p>
+            <w:pPr>
+              <w:spacing w:line="360" w:lineRule="auto"/>
+              <w:jc w:val="both"/>
+              <w:rPr>
+                <w:rFonts w:ascii="Times New Roman" w:hAnsi="Times New Roman" w:cs="Times New Roman"/>
+                <w:sz w:val="28"/>
+                <w:szCs w:val="28"/>
+              </w:rPr>
+            </w:pPr>
+            <w:r>
+              <w:rPr>
+                <w:rFonts w:ascii="Times New Roman" w:hAnsi="Times New Roman" w:cs="Times New Roman"/>
+                <w:sz w:val="28"/>
+                <w:szCs w:val="28"/>
+              </w:rPr>
+              <w:t>Pass</w:t>
+            </w:r>
+          </w:p>
+        </w:tc>
+      </w:tr>
+      <w:tr>
+        <w:tc>
+          <w:tcPr>
+            <w:tcW w:w="668" w:type="dxa"/>
+            <w:hideMark/>
+          </w:tcPr>
+          <w:p>
+            <w:pPr>
+              <w:spacing w:line="360" w:lineRule="auto"/>
+              <w:jc w:val="both"/>
+              <w:rPr>
+                <w:rFonts w:ascii="Times New Roman" w:hAnsi="Times New Roman" w:cs="Times New Roman"/>
+                <w:sz w:val="28"/>
+                <w:szCs w:val="28"/>
+              </w:rPr>
+            </w:pPr>
+            <w:r>
+              <w:rPr>
+                <w:rFonts w:ascii="Times New Roman" w:hAnsi="Times New Roman" w:cs="Times New Roman"/>
+                <w:sz w:val="28"/>
+                <w:szCs w:val="28"/>
+              </w:rPr>
+              <w:t>Т</w:t>
+            </w:r>
+            <w:r>
+              <w:rPr>
+                <w:rFonts w:ascii="Times New Roman" w:hAnsi="Times New Roman" w:cs="Times New Roman"/>
+                <w:sz w:val="28"/>
+                <w:szCs w:val="28"/>
+              </w:rPr>
+              <w:t>C-02</w:t>
+            </w:r>
+          </w:p>
+        </w:tc>
+        <w:tc>
+          <w:tcPr>
+            <w:tcW w:w="1965" w:type="dxa"/>
+            <w:hideMark/>
+          </w:tcPr>
+          <w:p>
+            <w:pPr>
+              <w:spacing w:line="360" w:lineRule="auto"/>
+              <w:jc w:val="both"/>
+              <w:rPr>
+                <w:rFonts w:ascii="Times New Roman" w:hAnsi="Times New Roman" w:cs="Times New Roman"/>
+                <w:sz w:val="28"/>
+                <w:szCs w:val="28"/>
+              </w:rPr>
+            </w:pPr>
+            <w:r>
+              <w:rPr>
+                <w:rFonts w:ascii="Times New Roman" w:hAnsi="Times New Roman" w:cs="Times New Roman"/>
+                <w:sz w:val="28"/>
+                <w:szCs w:val="28"/>
+              </w:rPr>
+              <w:t>Просмотр партий сырья</w:t>
+            </w:r>
+          </w:p>
+        </w:tc>
+        <w:tc>
+          <w:tcPr>
+            <w:tcW w:w="2188" w:type="dxa"/>
+            <w:hideMark/>
+          </w:tcPr>
+          <w:p>
+            <w:pPr>
+              <w:spacing w:line="360" w:lineRule="auto"/>
+              <w:jc w:val="both"/>
+              <w:rPr>
+                <w:rFonts w:ascii="Times New Roman" w:hAnsi="Times New Roman" w:cs="Times New Roman"/>
+                <w:sz w:val="28"/>
+                <w:szCs w:val="28"/>
+              </w:rPr>
+            </w:pPr>
+            <w:r>
+              <w:rPr>
+                <w:rFonts w:ascii="Times New Roman" w:hAnsi="Times New Roman" w:cs="Times New Roman"/>
+                <w:sz w:val="28"/>
+                <w:szCs w:val="28"/>
+              </w:rPr>
+              <w:t>Открыть «Сырье (входной контроль)»</w:t>
+            </w:r>
+          </w:p>
+        </w:tc>
+        <w:tc>
+          <w:tcPr>
+            <w:tcW w:w="2126" w:type="dxa"/>
+            <w:hideMark/>
+          </w:tcPr>
+          <w:p>
+            <w:pPr>
+              <w:spacing w:line="360" w:lineRule="auto"/>
+              <w:jc w:val="both"/>
+              <w:rPr>
+                <w:rFonts w:ascii="Times New Roman" w:hAnsi="Times New Roman" w:cs="Times New Roman"/>
+                <w:sz w:val="28"/>
+                <w:szCs w:val="28"/>
+              </w:rPr>
+            </w:pPr>
+            <w:r>
+              <w:rPr>
+                <w:rFonts w:ascii="Times New Roman" w:hAnsi="Times New Roman" w:cs="Times New Roman"/>
+                <w:sz w:val="28"/>
+                <w:szCs w:val="28"/>
+              </w:rPr>
+              <w:t>Отображаются партии с цветовой индикацией</w:t>
+            </w:r>
+          </w:p>
+        </w:tc>
+        <w:tc>
+          <w:tcPr>
+            <w:tcW w:w="1701" w:type="dxa"/>
+            <w:hideMark/>
+          </w:tcPr>
+          <w:p>
+            <w:pPr>
+              <w:spacing w:line="360" w:lineRule="auto"/>
+              <w:jc w:val="both"/>
+              <w:rPr>
+                <w:rFonts w:ascii="Times New Roman" w:hAnsi="Times New Roman" w:cs="Times New Roman"/>
+                <w:sz w:val="28"/>
+                <w:szCs w:val="28"/>
+              </w:rPr>
+            </w:pPr>
+            <w:r>
+              <w:rPr>
+                <w:rFonts w:ascii="Times New Roman" w:hAnsi="Times New Roman" w:cs="Times New Roman"/>
+                <w:sz w:val="28"/>
+                <w:szCs w:val="28"/>
+              </w:rPr>
+              <w:t>Выполнено</w:t>
+            </w:r>
+          </w:p>
+        </w:tc>
+        <w:tc>
+          <w:tcPr>
+            <w:tcW w:w="1417" w:type="dxa"/>
+            <w:hideMark/>
+          </w:tcPr>
+          <w:p>
+            <w:pPr>
+              <w:spacing w:line="360" w:lineRule="auto"/>
+              <w:jc w:val="both"/>
+              <w:rPr>
+                <w:rFonts w:ascii="Times New Roman" w:hAnsi="Times New Roman" w:cs="Times New Roman"/>
+                <w:sz w:val="28"/>
+                <w:szCs w:val="28"/>
+              </w:rPr>
+            </w:pPr>
+            <w:r>
+              <w:rPr>
+                <w:rFonts w:ascii="Times New Roman" w:hAnsi="Times New Roman" w:cs="Times New Roman"/>
+                <w:sz w:val="28"/>
+                <w:szCs w:val="28"/>
+              </w:rPr>
+              <w:t>Pass</w:t>
+            </w:r>
+          </w:p>
+        </w:tc>
+      </w:tr>
+      <w:tr>
+        <w:tc>
+          <w:tcPr>
+            <w:tcW w:w="668" w:type="dxa"/>
+            <w:hideMark/>
+          </w:tcPr>
+          <w:p>
+            <w:pPr>
+              <w:spacing w:line="360" w:lineRule="auto"/>
+              <w:jc w:val="both"/>
+              <w:rPr>
+                <w:rFonts w:ascii="Times New Roman" w:hAnsi="Times New Roman" w:cs="Times New Roman"/>
+                <w:sz w:val="28"/>
+                <w:szCs w:val="28"/>
+              </w:rPr>
+            </w:pPr>
+            <w:r>
+              <w:rPr>
+                <w:rFonts w:ascii="Times New Roman" w:hAnsi="Times New Roman" w:cs="Times New Roman"/>
+                <w:sz w:val="28"/>
+                <w:szCs w:val="28"/>
+              </w:rPr>
+              <w:t>Т</w:t>
+            </w:r>
+            <w:r>
+              <w:rPr>
+                <w:rFonts w:ascii="Times New Roman" w:hAnsi="Times New Roman" w:cs="Times New Roman"/>
+                <w:sz w:val="28"/>
+                <w:szCs w:val="28"/>
+              </w:rPr>
+              <w:t>C-03</w:t>
+            </w:r>
+          </w:p>
+        </w:tc>
+        <w:tc>
+          <w:tcPr>
+            <w:tcW w:w="1965" w:type="dxa"/>
+            <w:hideMark/>
+          </w:tcPr>
+          <w:p>
+            <w:pPr>
+              <w:spacing w:line="360" w:lineRule="auto"/>
+              <w:jc w:val="both"/>
+              <w:rPr>
+                <w:rFonts w:ascii="Times New Roman" w:hAnsi="Times New Roman" w:cs="Times New Roman"/>
+                <w:sz w:val="28"/>
+                <w:szCs w:val="28"/>
+              </w:rPr>
+            </w:pPr>
+            <w:r>
+              <w:rPr>
+                <w:rFonts w:ascii="Times New Roman" w:hAnsi="Times New Roman" w:cs="Times New Roman"/>
+                <w:sz w:val="28"/>
+                <w:szCs w:val="28"/>
+              </w:rPr>
+              <w:t>Создание испытания для сырья</w:t>
+            </w:r>
+          </w:p>
+        </w:tc>
+        <w:tc>
+          <w:tcPr>
+            <w:tcW w:w="2188" w:type="dxa"/>
+            <w:hideMark/>
+          </w:tcPr>
+          <w:p>
+            <w:pPr>
+              <w:spacing w:line="360" w:lineRule="auto"/>
+              <w:jc w:val="both"/>
+              <w:rPr>
+                <w:rFonts w:ascii="Times New Roman" w:hAnsi="Times New Roman" w:cs="Times New Roman"/>
+                <w:sz w:val="28"/>
+                <w:szCs w:val="28"/>
+              </w:rPr>
+            </w:pPr>
+            <w:r>
+              <w:rPr>
+                <w:rFonts w:ascii="Times New Roman" w:hAnsi="Times New Roman" w:cs="Times New Roman"/>
+                <w:sz w:val="28"/>
+                <w:szCs w:val="28"/>
+              </w:rPr>
+              <w:t>Выбрать партию, нажать «Анализ»</w:t>
+            </w:r>
+          </w:p>
+        </w:tc>
+        <w:tc>
+          <w:tcPr>
+            <w:tcW w:w="2126" w:type="dxa"/>
+            <w:hideMark/>
+          </w:tcPr>
+          <w:p>
+            <w:pPr>
+              <w:spacing w:line="360" w:lineRule="auto"/>
+              <w:jc w:val="both"/>
+              <w:rPr>
+                <w:rFonts w:ascii="Times New Roman" w:hAnsi="Times New Roman" w:cs="Times New Roman"/>
+                <w:sz w:val="28"/>
+                <w:szCs w:val="28"/>
+              </w:rPr>
+            </w:pPr>
+            <w:r>
+              <w:rPr>
+                <w:rFonts w:ascii="Times New Roman" w:hAnsi="Times New Roman" w:cs="Times New Roman"/>
+                <w:sz w:val="28"/>
+                <w:szCs w:val="28"/>
+              </w:rPr>
+              <w:t>Открытие окна с параметрами (pH, Влажность и др.)</w:t>
+            </w:r>
+          </w:p>
+        </w:tc>
+        <w:tc>
+          <w:tcPr>
+            <w:tcW w:w="1701" w:type="dxa"/>
+            <w:hideMark/>
+          </w:tcPr>
+          <w:p>
+            <w:pPr>
+              <w:spacing w:line="360" w:lineRule="auto"/>
+              <w:jc w:val="both"/>
+              <w:rPr>
+                <w:rFonts w:ascii="Times New Roman" w:hAnsi="Times New Roman" w:cs="Times New Roman"/>
+                <w:sz w:val="28"/>
+                <w:szCs w:val="28"/>
+              </w:rPr>
+            </w:pPr>
+            <w:r>
+              <w:rPr>
+                <w:rFonts w:ascii="Times New Roman" w:hAnsi="Times New Roman" w:cs="Times New Roman"/>
+                <w:sz w:val="28"/>
+                <w:szCs w:val="28"/>
+              </w:rPr>
+              <w:t>Выполнено</w:t>
+            </w:r>
+          </w:p>
+        </w:tc>
+        <w:tc>
+          <w:tcPr>
+            <w:tcW w:w="1417" w:type="dxa"/>
+            <w:hideMark/>
+          </w:tcPr>
+          <w:p>
+            <w:pPr>
+              <w:spacing w:line="360" w:lineRule="auto"/>
+              <w:jc w:val="both"/>
+              <w:rPr>
+                <w:rFonts w:ascii="Times New Roman" w:hAnsi="Times New Roman" w:cs="Times New Roman"/>
+                <w:sz w:val="28"/>
+                <w:szCs w:val="28"/>
+              </w:rPr>
+            </w:pPr>
+            <w:r>
+              <w:rPr>
+                <w:rFonts w:ascii="Times New Roman" w:hAnsi="Times New Roman" w:cs="Times New Roman"/>
+                <w:sz w:val="28"/>
+                <w:szCs w:val="28"/>
+              </w:rPr>
+              <w:t>Pass</w:t>
+            </w:r>
+          </w:p>
+        </w:tc>
+      </w:tr>
+      <w:tr>
+        <w:tc>
+          <w:tcPr>
+            <w:tcW w:w="668" w:type="dxa"/>
+            <w:hideMark/>
+          </w:tcPr>
+          <w:p>
+            <w:pPr>
+              <w:spacing w:line="360" w:lineRule="auto"/>
+              <w:jc w:val="both"/>
+              <w:rPr>
+                <w:rFonts w:ascii="Times New Roman" w:hAnsi="Times New Roman" w:cs="Times New Roman"/>
+                <w:sz w:val="28"/>
+                <w:szCs w:val="28"/>
+              </w:rPr>
+            </w:pPr>
+            <w:r>
+              <w:rPr>
+                <w:rFonts w:ascii="Times New Roman" w:hAnsi="Times New Roman" w:cs="Times New Roman"/>
+                <w:sz w:val="28"/>
+                <w:szCs w:val="28"/>
+              </w:rPr>
+              <w:t>Т</w:t>
+            </w:r>
+            <w:r>
+              <w:rPr>
+                <w:rFonts w:ascii="Times New Roman" w:hAnsi="Times New Roman" w:cs="Times New Roman"/>
+                <w:sz w:val="28"/>
+                <w:szCs w:val="28"/>
+              </w:rPr>
+              <w:t>C-04</w:t>
+            </w:r>
+          </w:p>
+        </w:tc>
+        <w:tc>
+          <w:tcPr>
+            <w:tcW w:w="1965" w:type="dxa"/>
+            <w:hideMark/>
+          </w:tcPr>
+          <w:p>
+            <w:pPr>
+              <w:spacing w:line="360" w:lineRule="auto"/>
+              <w:jc w:val="both"/>
+              <w:rPr>
+                <w:rFonts w:ascii="Times New Roman" w:hAnsi="Times New Roman" w:cs="Times New Roman"/>
+                <w:sz w:val="28"/>
+                <w:szCs w:val="28"/>
+              </w:rPr>
+            </w:pPr>
+            <w:r>
+              <w:rPr>
+                <w:rFonts w:ascii="Times New Roman" w:hAnsi="Times New Roman" w:cs="Times New Roman"/>
+                <w:sz w:val="28"/>
+                <w:szCs w:val="28"/>
+              </w:rPr>
+              <w:t>Загрузка нормативов</w:t>
+            </w:r>
+          </w:p>
+        </w:tc>
+        <w:tc>
+          <w:tcPr>
+            <w:tcW w:w="2188" w:type="dxa"/>
+            <w:hideMark/>
+          </w:tcPr>
+          <w:p>
+            <w:pPr>
+              <w:spacing w:line="360" w:lineRule="auto"/>
+              <w:jc w:val="both"/>
+              <w:rPr>
+                <w:rFonts w:ascii="Times New Roman" w:hAnsi="Times New Roman" w:cs="Times New Roman"/>
+                <w:sz w:val="28"/>
+                <w:szCs w:val="28"/>
+              </w:rPr>
+            </w:pPr>
+            <w:r>
+              <w:rPr>
+                <w:rFonts w:ascii="Times New Roman" w:hAnsi="Times New Roman" w:cs="Times New Roman"/>
+                <w:sz w:val="28"/>
+                <w:szCs w:val="28"/>
+              </w:rPr>
+              <w:t>Открыть испытание</w:t>
+            </w:r>
+          </w:p>
+        </w:tc>
+        <w:tc>
+          <w:tcPr>
+            <w:tcW w:w="2126" w:type="dxa"/>
+            <w:hideMark/>
+          </w:tcPr>
+          <w:p>
+            <w:pPr>
+              <w:spacing w:line="360" w:lineRule="auto"/>
+              <w:jc w:val="both"/>
+              <w:rPr>
+                <w:rFonts w:ascii="Times New Roman" w:hAnsi="Times New Roman" w:cs="Times New Roman"/>
+                <w:sz w:val="28"/>
+                <w:szCs w:val="28"/>
+              </w:rPr>
+            </w:pPr>
+            <w:r>
+              <w:rPr>
+                <w:rFonts w:ascii="Times New Roman" w:hAnsi="Times New Roman" w:cs="Times New Roman"/>
+                <w:sz w:val="28"/>
+                <w:szCs w:val="28"/>
+              </w:rPr>
+              <w:t>Параметры загружены из</w:t>
+            </w:r>
+            <w:r>
+              <w:rPr>
+                <w:rFonts w:ascii="Times New Roman" w:hAnsi="Times New Roman" w:cs="Times New Roman"/>
+                <w:sz w:val="28"/>
+                <w:szCs w:val="28"/>
+              </w:rPr>
+              <w:t xml:space="preserve"> </w:t>
+            </w:r>
+            <w:r>
+              <w:rPr>
+                <w:rFonts w:ascii="Times New Roman" w:hAnsi="Times New Roman" w:cs="Times New Roman"/>
+                <w:sz w:val="28"/>
+                <w:szCs w:val="28"/>
+              </w:rPr>
+              <w:t>standard_parameters</w:t>
+            </w:r>
+          </w:p>
+        </w:tc>
+        <w:tc>
+          <w:tcPr>
+            <w:tcW w:w="1701" w:type="dxa"/>
+            <w:hideMark/>
+          </w:tcPr>
+          <w:p>
+            <w:pPr>
+              <w:spacing w:line="360" w:lineRule="auto"/>
+              <w:jc w:val="both"/>
+              <w:rPr>
+                <w:rFonts w:ascii="Times New Roman" w:hAnsi="Times New Roman" w:cs="Times New Roman"/>
+                <w:sz w:val="28"/>
+                <w:szCs w:val="28"/>
+              </w:rPr>
+            </w:pPr>
+            <w:r>
+              <w:rPr>
+                <w:rFonts w:ascii="Times New Roman" w:hAnsi="Times New Roman" w:cs="Times New Roman"/>
+                <w:sz w:val="28"/>
+                <w:szCs w:val="28"/>
+              </w:rPr>
+              <w:t>Выполнено</w:t>
+            </w:r>
+          </w:p>
+        </w:tc>
+        <w:tc>
+          <w:tcPr>
+            <w:tcW w:w="1417" w:type="dxa"/>
+            <w:hideMark/>
+          </w:tcPr>
+          <w:p>
+            <w:pPr>
+              <w:spacing w:line="360" w:lineRule="auto"/>
+              <w:jc w:val="both"/>
+              <w:rPr>
+                <w:rFonts w:ascii="Times New Roman" w:hAnsi="Times New Roman" w:cs="Times New Roman"/>
+                <w:sz w:val="28"/>
+                <w:szCs w:val="28"/>
+              </w:rPr>
+            </w:pPr>
+            <w:r>
+              <w:rPr>
+                <w:rFonts w:ascii="Times New Roman" w:hAnsi="Times New Roman" w:cs="Times New Roman"/>
+                <w:sz w:val="28"/>
+                <w:szCs w:val="28"/>
+              </w:rPr>
+              <w:t>Pass</w:t>
+            </w:r>
+          </w:p>
+        </w:tc>
+      </w:tr>
+      <w:tr>
+        <w:tc>
+          <w:tcPr>
+            <w:tcW w:w="668" w:type="dxa"/>
+            <w:hideMark/>
+          </w:tcPr>
+          <w:p>
+            <w:pPr>
+              <w:spacing w:line="360" w:lineRule="auto"/>
+              <w:jc w:val="both"/>
+              <w:rPr>
+                <w:rFonts w:ascii="Times New Roman" w:hAnsi="Times New Roman" w:cs="Times New Roman"/>
+                <w:sz w:val="28"/>
+                <w:szCs w:val="28"/>
+              </w:rPr>
+            </w:pPr>
+            <w:r>
+              <w:rPr>
+                <w:rFonts w:ascii="Times New Roman" w:hAnsi="Times New Roman" w:cs="Times New Roman"/>
+                <w:sz w:val="28"/>
+                <w:szCs w:val="28"/>
+              </w:rPr>
+              <w:t>Т</w:t>
+            </w:r>
+            <w:r>
+              <w:rPr>
+                <w:rFonts w:ascii="Times New Roman" w:hAnsi="Times New Roman" w:cs="Times New Roman"/>
+                <w:sz w:val="28"/>
+                <w:szCs w:val="28"/>
+              </w:rPr>
+              <w:t>C-05</w:t>
+            </w:r>
+          </w:p>
+        </w:tc>
+        <w:tc>
+          <w:tcPr>
+            <w:tcW w:w="1965" w:type="dxa"/>
+            <w:hideMark/>
+          </w:tcPr>
+          <w:p>
+            <w:pPr>
+              <w:spacing w:line="360" w:lineRule="auto"/>
+              <w:jc w:val="both"/>
+              <w:rPr>
+                <w:rFonts w:ascii="Times New Roman" w:hAnsi="Times New Roman" w:cs="Times New Roman"/>
+                <w:sz w:val="28"/>
+                <w:szCs w:val="28"/>
+              </w:rPr>
+            </w:pPr>
+            <w:r>
+              <w:rPr>
+                <w:rFonts w:ascii="Times New Roman" w:hAnsi="Times New Roman" w:cs="Times New Roman"/>
+                <w:sz w:val="28"/>
+                <w:szCs w:val="28"/>
+              </w:rPr>
+              <w:t>Ввод значений в норме</w:t>
+            </w:r>
+          </w:p>
+        </w:tc>
+        <w:tc>
+          <w:tcPr>
+            <w:tcW w:w="2188" w:type="dxa"/>
+            <w:hideMark/>
+          </w:tcPr>
+          <w:p>
+            <w:pPr>
+              <w:spacing w:line="360" w:lineRule="auto"/>
+              <w:jc w:val="both"/>
+              <w:rPr>
+                <w:rFonts w:ascii="Times New Roman" w:hAnsi="Times New Roman" w:cs="Times New Roman"/>
+                <w:sz w:val="28"/>
+                <w:szCs w:val="28"/>
+              </w:rPr>
+            </w:pPr>
+            <w:r>
+              <w:rPr>
+                <w:rFonts w:ascii="Times New Roman" w:hAnsi="Times New Roman" w:cs="Times New Roman"/>
+                <w:sz w:val="28"/>
+                <w:szCs w:val="28"/>
+              </w:rPr>
+              <w:t>Ввести pH=7.0, Влажность=1.5</w:t>
+            </w:r>
+          </w:p>
+        </w:tc>
+        <w:tc>
+          <w:tcPr>
+            <w:tcW w:w="2126" w:type="dxa"/>
+            <w:hideMark/>
+          </w:tcPr>
+          <w:p>
+            <w:pPr>
+              <w:spacing w:line="360" w:lineRule="auto"/>
+              <w:jc w:val="both"/>
+              <w:rPr>
+                <w:rFonts w:ascii="Times New Roman" w:hAnsi="Times New Roman" w:cs="Times New Roman"/>
+                <w:sz w:val="28"/>
+                <w:szCs w:val="28"/>
+              </w:rPr>
+            </w:pPr>
+            <w:r>
+              <w:rPr>
+                <w:rFonts w:ascii="Times New Roman" w:hAnsi="Times New Roman" w:cs="Times New Roman"/>
+                <w:sz w:val="28"/>
+                <w:szCs w:val="28"/>
+              </w:rPr>
+              <w:t>Статус «OK»</w:t>
+            </w:r>
+          </w:p>
+        </w:tc>
+        <w:tc>
+          <w:tcPr>
+            <w:tcW w:w="1701" w:type="dxa"/>
+            <w:hideMark/>
+          </w:tcPr>
+          <w:p>
+            <w:pPr>
+              <w:spacing w:line="360" w:lineRule="auto"/>
+              <w:jc w:val="both"/>
+              <w:rPr>
+                <w:rFonts w:ascii="Times New Roman" w:hAnsi="Times New Roman" w:cs="Times New Roman"/>
+                <w:sz w:val="28"/>
+                <w:szCs w:val="28"/>
+              </w:rPr>
+            </w:pPr>
+            <w:r>
+              <w:rPr>
+                <w:rFonts w:ascii="Times New Roman" w:hAnsi="Times New Roman" w:cs="Times New Roman"/>
+                <w:sz w:val="28"/>
+                <w:szCs w:val="28"/>
+              </w:rPr>
+              <w:t>Выполнено</w:t>
+            </w:r>
+          </w:p>
+        </w:tc>
+        <w:tc>
+          <w:tcPr>
+            <w:tcW w:w="1417" w:type="dxa"/>
+            <w:hideMark/>
+          </w:tcPr>
+          <w:p>
+            <w:pPr>
+              <w:spacing w:line="360" w:lineRule="auto"/>
+              <w:jc w:val="both"/>
+              <w:rPr>
+                <w:rFonts w:ascii="Times New Roman" w:hAnsi="Times New Roman" w:cs="Times New Roman"/>
+                <w:sz w:val="28"/>
+                <w:szCs w:val="28"/>
+              </w:rPr>
+            </w:pPr>
+            <w:r>
+              <w:rPr>
+                <w:rFonts w:ascii="Times New Roman" w:hAnsi="Times New Roman" w:cs="Times New Roman"/>
+                <w:sz w:val="28"/>
+                <w:szCs w:val="28"/>
+              </w:rPr>
+              <w:t>Pass</w:t>
+            </w:r>
+          </w:p>
+        </w:tc>
+      </w:tr>
+      <w:tr>
+        <w:tc>
+          <w:tcPr>
+            <w:tcW w:w="668" w:type="dxa"/>
+            <w:hideMark/>
+          </w:tcPr>
+          <w:p>
+            <w:pPr>
+              <w:spacing w:line="360" w:lineRule="auto"/>
+              <w:jc w:val="both"/>
+              <w:rPr>
+                <w:rFonts w:ascii="Times New Roman" w:hAnsi="Times New Roman" w:cs="Times New Roman"/>
+                <w:sz w:val="28"/>
+                <w:szCs w:val="28"/>
+              </w:rPr>
+            </w:pPr>
+            <w:r>
+              <w:rPr>
+                <w:rFonts w:ascii="Times New Roman" w:hAnsi="Times New Roman" w:cs="Times New Roman"/>
+                <w:sz w:val="28"/>
+                <w:szCs w:val="28"/>
+              </w:rPr>
+              <w:t>Т</w:t>
+            </w:r>
+            <w:r>
+              <w:rPr>
+                <w:rFonts w:ascii="Times New Roman" w:hAnsi="Times New Roman" w:cs="Times New Roman"/>
+                <w:sz w:val="28"/>
+                <w:szCs w:val="28"/>
+              </w:rPr>
+              <w:t>C-06</w:t>
+            </w:r>
+          </w:p>
+        </w:tc>
+        <w:tc>
+          <w:tcPr>
+            <w:tcW w:w="1965" w:type="dxa"/>
+            <w:hideMark/>
+          </w:tcPr>
+          <w:p>
+            <w:pPr>
+              <w:spacing w:line="360" w:lineRule="auto"/>
+              <w:jc w:val="both"/>
+              <w:rPr>
+                <w:rFonts w:ascii="Times New Roman" w:hAnsi="Times New Roman" w:cs="Times New Roman"/>
+                <w:sz w:val="28"/>
+                <w:szCs w:val="28"/>
+              </w:rPr>
+            </w:pPr>
+            <w:r>
+              <w:rPr>
+                <w:rFonts w:ascii="Times New Roman" w:hAnsi="Times New Roman" w:cs="Times New Roman"/>
+                <w:sz w:val="28"/>
+                <w:szCs w:val="28"/>
+              </w:rPr>
+              <w:t>Ввод значений вне нормы</w:t>
+            </w:r>
+          </w:p>
+        </w:tc>
+        <w:tc>
+          <w:tcPr>
+            <w:tcW w:w="2188" w:type="dxa"/>
+            <w:hideMark/>
+          </w:tcPr>
+          <w:p>
+            <w:pPr>
+              <w:spacing w:line="360" w:lineRule="auto"/>
+              <w:jc w:val="both"/>
+              <w:rPr>
+                <w:rFonts w:ascii="Times New Roman" w:hAnsi="Times New Roman" w:cs="Times New Roman"/>
+                <w:sz w:val="28"/>
+                <w:szCs w:val="28"/>
+              </w:rPr>
+            </w:pPr>
+            <w:r>
+              <w:rPr>
+                <w:rFonts w:ascii="Times New Roman" w:hAnsi="Times New Roman" w:cs="Times New Roman"/>
+                <w:sz w:val="28"/>
+                <w:szCs w:val="28"/>
+              </w:rPr>
+              <w:t>Ввести pH=8.0</w:t>
+            </w:r>
+          </w:p>
+        </w:tc>
+        <w:tc>
+          <w:tcPr>
+            <w:tcW w:w="2126" w:type="dxa"/>
+            <w:hideMark/>
+          </w:tcPr>
+          <w:p>
+            <w:pPr>
+              <w:spacing w:line="360" w:lineRule="auto"/>
+              <w:jc w:val="both"/>
+              <w:rPr>
+                <w:rFonts w:ascii="Times New Roman" w:hAnsi="Times New Roman" w:cs="Times New Roman"/>
+                <w:sz w:val="28"/>
+                <w:szCs w:val="28"/>
+              </w:rPr>
+            </w:pPr>
+            <w:r>
+              <w:rPr>
+                <w:rFonts w:ascii="Times New Roman" w:hAnsi="Times New Roman" w:cs="Times New Roman"/>
+                <w:sz w:val="28"/>
+                <w:szCs w:val="28"/>
+              </w:rPr>
+              <w:t>Статус «Отклонение»</w:t>
+            </w:r>
+          </w:p>
+        </w:tc>
+        <w:tc>
+          <w:tcPr>
+            <w:tcW w:w="1701" w:type="dxa"/>
+            <w:hideMark/>
+          </w:tcPr>
+          <w:p>
+            <w:pPr>
+              <w:spacing w:line="360" w:lineRule="auto"/>
+              <w:jc w:val="both"/>
+              <w:rPr>
+                <w:rFonts w:ascii="Times New Roman" w:hAnsi="Times New Roman" w:cs="Times New Roman"/>
+                <w:sz w:val="28"/>
+                <w:szCs w:val="28"/>
+              </w:rPr>
+            </w:pPr>
+            <w:r>
+              <w:rPr>
+                <w:rFonts w:ascii="Times New Roman" w:hAnsi="Times New Roman" w:cs="Times New Roman"/>
+                <w:sz w:val="28"/>
+                <w:szCs w:val="28"/>
+              </w:rPr>
+              <w:t>Выполнено</w:t>
+            </w:r>
+          </w:p>
+        </w:tc>
+        <w:tc>
+          <w:tcPr>
+            <w:tcW w:w="1417" w:type="dxa"/>
+            <w:hideMark/>
+          </w:tcPr>
+          <w:p>
+            <w:pPr>
+              <w:spacing w:line="360" w:lineRule="auto"/>
+              <w:jc w:val="both"/>
+              <w:rPr>
+                <w:rFonts w:ascii="Times New Roman" w:hAnsi="Times New Roman" w:cs="Times New Roman"/>
+                <w:sz w:val="28"/>
+                <w:szCs w:val="28"/>
+              </w:rPr>
+            </w:pPr>
+            <w:r>
+              <w:rPr>
+                <w:rFonts w:ascii="Times New Roman" w:hAnsi="Times New Roman" w:cs="Times New Roman"/>
+                <w:sz w:val="28"/>
+                <w:szCs w:val="28"/>
+              </w:rPr>
+              <w:t>Pass</w:t>
+            </w:r>
+          </w:p>
+        </w:tc>
+      </w:tr>
+      <w:tr>
+        <w:tc>
+          <w:tcPr>
+            <w:tcW w:w="668" w:type="dxa"/>
+            <w:hideMark/>
+          </w:tcPr>
+          <w:p>
+            <w:pPr>
+              <w:spacing w:line="360" w:lineRule="auto"/>
+              <w:jc w:val="both"/>
+              <w:rPr>
+                <w:rFonts w:ascii="Times New Roman" w:hAnsi="Times New Roman" w:cs="Times New Roman"/>
+                <w:sz w:val="28"/>
+                <w:szCs w:val="28"/>
+              </w:rPr>
+            </w:pPr>
+            <w:r>
+              <w:rPr>
+                <w:rFonts w:ascii="Times New Roman" w:hAnsi="Times New Roman" w:cs="Times New Roman"/>
+                <w:sz w:val="28"/>
+                <w:szCs w:val="28"/>
+              </w:rPr>
               <w:lastRenderedPageBreak/>
               <w:t>Т</w:t>
             </w:r>
@@ -8896,7 +10044,7 @@
                 <w:sz w:val="28"/>
                 <w:szCs w:val="28"/>
               </w:rPr>
-              <w:t>C-01</w:t>
+              <w:t>C-07</w:t>
             </w:r>
           </w:p>
         </w:tc>
@@ -8921,7 +10069,7 @@
                 <w:sz w:val="28"/>
                 <w:szCs w:val="28"/>
               </w:rPr>
-              <w:t>Успешная авторизация</w:t>
+              <w:t>Завершение испытания с решением «Разрешить»</w:t>
             </w:r>
           </w:p>
         </w:tc>
@@ -8946,7 +10094,32 @@
                 <w:sz w:val="28"/>
                 <w:szCs w:val="28"/>
               </w:rPr>
-              <w:t>Логин</w:t>
+              <w:t>Заполнить все параметры, выбрать «РАЗРЕШИТЬ»</w:t>
+            </w:r>
+          </w:p>
+        </w:tc>
+        <w:tc>
+          <w:tcPr>
+            <w:tcW w:w="2126" w:type="dxa"/>
+            <w:hideMark/>
+          </w:tcPr>
+          <w:p>
+            <w:pPr>
+              <w:spacing w:line="360" w:lineRule="auto"/>
+              <w:jc w:val="both"/>
+              <w:rPr>
+                <w:rFonts w:ascii="Times New Roman" w:hAnsi="Times New Roman" w:cs="Times New Roman"/>
+                <w:sz w:val="28"/>
+                <w:szCs w:val="28"/>
+              </w:rPr>
+            </w:pPr>
+            <w:r>
+              <w:rPr>
+                <w:rFonts w:ascii="Times New Roman" w:hAnsi="Times New Roman" w:cs="Times New Roman"/>
+                <w:sz w:val="28"/>
+                <w:szCs w:val="28"/>
+              </w:rPr>
+              <w:t>Партия получает статус</w:t>
             </w:r>
             <w:r>
               <w:rPr>
@@ -8962,48 +10135,7 @@
                 <w:sz w:val="28"/>
                 <w:szCs w:val="28"/>
               </w:rPr>
-              <w:t>labo, пароль</w:t>
-            </w:r>
-            <w:r>
-              <w:rPr>
-                <w:rFonts w:ascii="Times New Roman" w:hAnsi="Times New Roman" w:cs="Times New Roman"/>
-                <w:sz w:val="28"/>
-                <w:szCs w:val="28"/>
-              </w:rPr>
-              <w:t xml:space="preserve"> </w:t>
-            </w:r>
-            <w:r>
-              <w:rPr>
-                <w:rFonts w:ascii="Times New Roman" w:hAnsi="Times New Roman" w:cs="Times New Roman"/>
-                <w:sz w:val="28"/>
-                <w:szCs w:val="28"/>
-              </w:rPr>
-              <w:t>123</w:t>
-            </w:r>
-          </w:p>
-        </w:tc>
-        <w:tc>
-          <w:tcPr>
-            <w:tcW w:w="2126" w:type="dxa"/>
-            <w:hideMark/>
-          </w:tcPr>
-          <w:p>
-            <w:pPr>
-              <w:spacing w:line="360" w:lineRule="auto"/>
-              <w:jc w:val="both"/>
-              <w:rPr>
-                <w:rFonts w:ascii="Times New Roman" w:hAnsi="Times New Roman" w:cs="Times New Roman"/>
-                <w:sz w:val="28"/>
-                <w:szCs w:val="28"/>
-              </w:rPr>
-            </w:pPr>
-            <w:r>
-              <w:rPr>
-                <w:rFonts w:ascii="Times New Roman" w:hAnsi="Times New Roman" w:cs="Times New Roman"/>
-                <w:sz w:val="28"/>
-                <w:szCs w:val="28"/>
-              </w:rPr>
-              <w:t>Открытие главного окна</w:t>
+              <w:t>approved</w:t>
             </w:r>
           </w:p>
         </w:tc>
@@ -9088,7 +10220,7 @@
                 <w:sz w:val="28"/>
                 <w:szCs w:val="28"/>
               </w:rPr>
-              <w:t>C-02</w:t>
+              <w:t>C-08</w:t>
             </w:r>
           </w:p>
         </w:tc>
@@ -9113,7 +10245,7 @@
                 <w:sz w:val="28"/>
                 <w:szCs w:val="28"/>
               </w:rPr>
-              <w:t>Просмотр партий сырья</w:t>
+              <w:t>Завершение испытания без заполнения всех параметров</w:t>
             </w:r>
           </w:p>
         </w:tc>
@@ -9138,1008 +10270,6 @@
                 <w:sz w:val="28"/>
                 <w:szCs w:val="28"/>
               </w:rPr>
-              <w:t>Открыть «Сырье (входной контроль)»</w:t>
-            </w:r>
-          </w:p>
-        </w:tc>
-        <w:tc>
-          <w:tcPr>
-            <w:tcW w:w="2126" w:type="dxa"/>
-            <w:hideMark/>
-          </w:tcPr>
-          <w:p>
-            <w:pPr>
-              <w:spacing w:line="360" w:lineRule="auto"/>
-              <w:jc w:val="both"/>
-              <w:rPr>
-                <w:rFonts w:ascii="Times New Roman" w:hAnsi="Times New Roman" w:cs="Times New Roman"/>
-                <w:sz w:val="28"/>
-                <w:szCs w:val="28"/>
-              </w:rPr>
-            </w:pPr>
-            <w:r>
-              <w:rPr>
-                <w:rFonts w:ascii="Times New Roman" w:hAnsi="Times New Roman" w:cs="Times New Roman"/>
-                <w:sz w:val="28"/>
-                <w:szCs w:val="28"/>
-              </w:rPr>
-              <w:t>Отображаются партии с цветовой индикацией</w:t>
-            </w:r>
-          </w:p>
-        </w:tc>
-        <w:tc>
-          <w:tcPr>
-            <w:tcW w:w="1701" w:type="dxa"/>
-            <w:hideMark/>
-          </w:tcPr>
-          <w:p>
-            <w:pPr>
-              <w:spacing w:line="360" w:lineRule="auto"/>
-              <w:jc w:val="both"/>
-              <w:rPr>
-                <w:rFonts w:ascii="Times New Roman" w:hAnsi="Times New Roman" w:cs="Times New Roman"/>
-                <w:sz w:val="28"/>
-                <w:szCs w:val="28"/>
-              </w:rPr>
-            </w:pPr>
-            <w:r>
-              <w:rPr>
-                <w:rFonts w:ascii="Times New Roman" w:hAnsi="Times New Roman" w:cs="Times New Roman"/>
-                <w:sz w:val="28"/>
-                <w:szCs w:val="28"/>
-              </w:rPr>
-              <w:t>Выполнено</w:t>
-            </w:r>
-          </w:p>
-        </w:tc>
-        <w:tc>
-          <w:tcPr>
-            <w:tcW w:w="1417" w:type="dxa"/>
-            <w:hideMark/>
-          </w:tcPr>
-          <w:p>
-            <w:pPr>
-              <w:spacing w:line="360" w:lineRule="auto"/>
-              <w:jc w:val="both"/>
-              <w:rPr>
-                <w:rFonts w:ascii="Times New Roman" w:hAnsi="Times New Roman" w:cs="Times New Roman"/>
-                <w:sz w:val="28"/>
-                <w:szCs w:val="28"/>
-              </w:rPr>
-            </w:pPr>
-            <w:r>
-              <w:rPr>
-                <w:rFonts w:ascii="Times New Roman" w:hAnsi="Times New Roman" w:cs="Times New Roman"/>
-                <w:sz w:val="28"/>
-                <w:szCs w:val="28"/>
-              </w:rPr>
-              <w:t>Pass</w:t>
-            </w:r>
-          </w:p>
-        </w:tc>
-      </w:tr>
-      <w:tr>
-        <w:tc>
-          <w:tcPr>
-            <w:tcW w:w="668" w:type="dxa"/>
-            <w:hideMark/>
-          </w:tcPr>
-          <w:p>
-            <w:pPr>
-              <w:spacing w:line="360" w:lineRule="auto"/>
-              <w:jc w:val="both"/>
-              <w:rPr>
-                <w:rFonts w:ascii="Times New Roman" w:hAnsi="Times New Roman" w:cs="Times New Roman"/>
-                <w:sz w:val="28"/>
-                <w:szCs w:val="28"/>
-              </w:rPr>
-            </w:pPr>
-            <w:r>
-              <w:rPr>
-                <w:rFonts w:ascii="Times New Roman" w:hAnsi="Times New Roman" w:cs="Times New Roman"/>
-                <w:sz w:val="28"/>
-                <w:szCs w:val="28"/>
-              </w:rPr>
-              <w:t>Т</w:t>
-            </w:r>
-            <w:r>
-              <w:rPr>
-                <w:rFonts w:ascii="Times New Roman" w:hAnsi="Times New Roman" w:cs="Times New Roman"/>
-                <w:sz w:val="28"/>
-                <w:szCs w:val="28"/>
-              </w:rPr>
-              <w:t>C-03</w:t>
-            </w:r>
-          </w:p>
-        </w:tc>
-        <w:tc>
-          <w:tcPr>
-            <w:tcW w:w="1965" w:type="dxa"/>
-            <w:hideMark/>
-          </w:tcPr>
-          <w:p>
-            <w:pPr>
-              <w:spacing w:line="360" w:lineRule="auto"/>
-              <w:jc w:val="both"/>
-              <w:rPr>
-                <w:rFonts w:ascii="Times New Roman" w:hAnsi="Times New Roman" w:cs="Times New Roman"/>
-                <w:sz w:val="28"/>
-                <w:szCs w:val="28"/>
-              </w:rPr>
-            </w:pPr>
-            <w:r>
-              <w:rPr>
-                <w:rFonts w:ascii="Times New Roman" w:hAnsi="Times New Roman" w:cs="Times New Roman"/>
-                <w:sz w:val="28"/>
-                <w:szCs w:val="28"/>
-              </w:rPr>
-              <w:t>Создание испытания для сырья</w:t>
-            </w:r>
-          </w:p>
-        </w:tc>
-        <w:tc>
-          <w:tcPr>
-            <w:tcW w:w="2188" w:type="dxa"/>
-            <w:hideMark/>
-          </w:tcPr>
-          <w:p>
-            <w:pPr>
-              <w:spacing w:line="360" w:lineRule="auto"/>
-              <w:jc w:val="both"/>
-              <w:rPr>
-                <w:rFonts w:ascii="Times New Roman" w:hAnsi="Times New Roman" w:cs="Times New Roman"/>
-                <w:sz w:val="28"/>
-                <w:szCs w:val="28"/>
-              </w:rPr>
-            </w:pPr>
-            <w:r>
-              <w:rPr>
-                <w:rFonts w:ascii="Times New Roman" w:hAnsi="Times New Roman" w:cs="Times New Roman"/>
-                <w:sz w:val="28"/>
-                <w:szCs w:val="28"/>
-              </w:rPr>
-              <w:t>Выбрать партию, нажать «Анализ»</w:t>
-            </w:r>
-          </w:p>
-        </w:tc>
-        <w:tc>
-          <w:tcPr>
-            <w:tcW w:w="2126" w:type="dxa"/>
-            <w:hideMark/>
-          </w:tcPr>
-          <w:p>
-            <w:pPr>
-              <w:spacing w:line="360" w:lineRule="auto"/>
-              <w:jc w:val="both"/>
-              <w:rPr>
-                <w:rFonts w:ascii="Times New Roman" w:hAnsi="Times New Roman" w:cs="Times New Roman"/>
-                <w:sz w:val="28"/>
-                <w:szCs w:val="28"/>
-              </w:rPr>
-            </w:pPr>
-            <w:r>
-              <w:rPr>
-                <w:rFonts w:ascii="Times New Roman" w:hAnsi="Times New Roman" w:cs="Times New Roman"/>
-                <w:sz w:val="28"/>
-                <w:szCs w:val="28"/>
-              </w:rPr>
-              <w:t>Открытие окна с параметрами (pH, Влажность и др.)</w:t>
-            </w:r>
-          </w:p>
-        </w:tc>
-        <w:tc>
-          <w:tcPr>
-            <w:tcW w:w="1701" w:type="dxa"/>
-            <w:hideMark/>
-          </w:tcPr>
-          <w:p>
-            <w:pPr>
-              <w:spacing w:line="360" w:lineRule="auto"/>
-              <w:jc w:val="both"/>
-              <w:rPr>
-                <w:rFonts w:ascii="Times New Roman" w:hAnsi="Times New Roman" w:cs="Times New Roman"/>
-                <w:sz w:val="28"/>
-                <w:szCs w:val="28"/>
-              </w:rPr>
-            </w:pPr>
-            <w:r>
-              <w:rPr>
-                <w:rFonts w:ascii="Times New Roman" w:hAnsi="Times New Roman" w:cs="Times New Roman"/>
-                <w:sz w:val="28"/>
-                <w:szCs w:val="28"/>
-              </w:rPr>
-              <w:t>Выполнено</w:t>
-            </w:r>
-          </w:p>
-        </w:tc>
-        <w:tc>
-          <w:tcPr>
-            <w:tcW w:w="1417" w:type="dxa"/>
-            <w:hideMark/>
-          </w:tcPr>
-          <w:p>
-            <w:pPr>
-              <w:spacing w:line="360" w:lineRule="auto"/>
-              <w:jc w:val="both"/>
-              <w:rPr>
-                <w:rFonts w:ascii="Times New Roman" w:hAnsi="Times New Roman" w:cs="Times New Roman"/>
-                <w:sz w:val="28"/>
-                <w:szCs w:val="28"/>
-              </w:rPr>
-            </w:pPr>
-            <w:r>
-              <w:rPr>
-                <w:rFonts w:ascii="Times New Roman" w:hAnsi="Times New Roman" w:cs="Times New Roman"/>
-                <w:sz w:val="28"/>
-                <w:szCs w:val="28"/>
-              </w:rPr>
-              <w:t>Pass</w:t>
-            </w:r>
-          </w:p>
-        </w:tc>
-      </w:tr>
-      <w:tr>
-        <w:tc>
-          <w:tcPr>
-            <w:tcW w:w="668" w:type="dxa"/>
-            <w:hideMark/>
-          </w:tcPr>
-          <w:p>
-            <w:pPr>
-              <w:spacing w:line="360" w:lineRule="auto"/>
-              <w:jc w:val="both"/>
-              <w:rPr>
-                <w:rFonts w:ascii="Times New Roman" w:hAnsi="Times New Roman" w:cs="Times New Roman"/>
-                <w:sz w:val="28"/>
-                <w:szCs w:val="28"/>
-              </w:rPr>
-            </w:pPr>
-            <w:r>
-              <w:rPr>
-                <w:rFonts w:ascii="Times New Roman" w:hAnsi="Times New Roman" w:cs="Times New Roman"/>
-                <w:sz w:val="28"/>
-                <w:szCs w:val="28"/>
-              </w:rPr>
-              <w:t>Т</w:t>
-            </w:r>
-            <w:r>
-              <w:rPr>
-                <w:rFonts w:ascii="Times New Roman" w:hAnsi="Times New Roman" w:cs="Times New Roman"/>
-                <w:sz w:val="28"/>
-                <w:szCs w:val="28"/>
-              </w:rPr>
-              <w:t>C-04</w:t>
-            </w:r>
-          </w:p>
-        </w:tc>
-        <w:tc>
-          <w:tcPr>
-            <w:tcW w:w="1965" w:type="dxa"/>
-            <w:hideMark/>
-          </w:tcPr>
-          <w:p>
-            <w:pPr>
-              <w:spacing w:line="360" w:lineRule="auto"/>
-              <w:jc w:val="both"/>
-              <w:rPr>
-                <w:rFonts w:ascii="Times New Roman" w:hAnsi="Times New Roman" w:cs="Times New Roman"/>
-                <w:sz w:val="28"/>
-                <w:szCs w:val="28"/>
-              </w:rPr>
-            </w:pPr>
-            <w:r>
-              <w:rPr>
-                <w:rFonts w:ascii="Times New Roman" w:hAnsi="Times New Roman" w:cs="Times New Roman"/>
-                <w:sz w:val="28"/>
-                <w:szCs w:val="28"/>
-              </w:rPr>
-              <w:t>Загрузка нормативов</w:t>
-            </w:r>
-          </w:p>
-        </w:tc>
-        <w:tc>
-          <w:tcPr>
-            <w:tcW w:w="2188" w:type="dxa"/>
-            <w:hideMark/>
-          </w:tcPr>
-          <w:p>
-            <w:pPr>
-              <w:spacing w:line="360" w:lineRule="auto"/>
-              <w:jc w:val="both"/>
-              <w:rPr>
-                <w:rFonts w:ascii="Times New Roman" w:hAnsi="Times New Roman" w:cs="Times New Roman"/>
-                <w:sz w:val="28"/>
-                <w:szCs w:val="28"/>
-              </w:rPr>
-            </w:pPr>
-            <w:r>
-              <w:rPr>
-                <w:rFonts w:ascii="Times New Roman" w:hAnsi="Times New Roman" w:cs="Times New Roman"/>
-                <w:sz w:val="28"/>
-                <w:szCs w:val="28"/>
-              </w:rPr>
-              <w:t>Открыть испытание</w:t>
-            </w:r>
-          </w:p>
-        </w:tc>
-        <w:tc>
-          <w:tcPr>
-            <w:tcW w:w="2126" w:type="dxa"/>
-            <w:hideMark/>
-          </w:tcPr>
-          <w:p>
-            <w:pPr>
-              <w:spacing w:line="360" w:lineRule="auto"/>
-              <w:jc w:val="both"/>
-              <w:rPr>
-                <w:rFonts w:ascii="Times New Roman" w:hAnsi="Times New Roman" w:cs="Times New Roman"/>
-                <w:sz w:val="28"/>
-                <w:szCs w:val="28"/>
-              </w:rPr>
-            </w:pPr>
-            <w:r>
-              <w:rPr>
-                <w:rFonts w:ascii="Times New Roman" w:hAnsi="Times New Roman" w:cs="Times New Roman"/>
-                <w:sz w:val="28"/>
-                <w:szCs w:val="28"/>
-              </w:rPr>
-              <w:t>Параметры загружены из</w:t>
-            </w:r>
-            <w:r>
-              <w:rPr>
-                <w:rFonts w:ascii="Times New Roman" w:hAnsi="Times New Roman" w:cs="Times New Roman"/>
-                <w:sz w:val="28"/>
-                <w:szCs w:val="28"/>
-              </w:rPr>
-              <w:t xml:space="preserve"> </w:t>
-            </w:r>
-            <w:r>
-              <w:rPr>
-                <w:rFonts w:ascii="Times New Roman" w:hAnsi="Times New Roman" w:cs="Times New Roman"/>
-                <w:sz w:val="28"/>
-                <w:szCs w:val="28"/>
-              </w:rPr>
-              <w:t>standard_parameters</w:t>
-            </w:r>
-          </w:p>
-        </w:tc>
-        <w:tc>
-          <w:tcPr>
-            <w:tcW w:w="1701" w:type="dxa"/>
-            <w:hideMark/>
-          </w:tcPr>
-          <w:p>
-            <w:pPr>
-              <w:spacing w:line="360" w:lineRule="auto"/>
-              <w:jc w:val="both"/>
-              <w:rPr>
-                <w:rFonts w:ascii="Times New Roman" w:hAnsi="Times New Roman" w:cs="Times New Roman"/>
-                <w:sz w:val="28"/>
-                <w:szCs w:val="28"/>
-              </w:rPr>
-            </w:pPr>
-            <w:r>
-              <w:rPr>
-                <w:rFonts w:ascii="Times New Roman" w:hAnsi="Times New Roman" w:cs="Times New Roman"/>
-                <w:sz w:val="28"/>
-                <w:szCs w:val="28"/>
-              </w:rPr>
-              <w:t>Выполнено</w:t>
-            </w:r>
-          </w:p>
-        </w:tc>
-        <w:tc>
-          <w:tcPr>
-            <w:tcW w:w="1417" w:type="dxa"/>
-            <w:hideMark/>
-          </w:tcPr>
-          <w:p>
-            <w:pPr>
-              <w:spacing w:line="360" w:lineRule="auto"/>
-              <w:jc w:val="both"/>
-              <w:rPr>
-                <w:rFonts w:ascii="Times New Roman" w:hAnsi="Times New Roman" w:cs="Times New Roman"/>
-                <w:sz w:val="28"/>
-                <w:szCs w:val="28"/>
-              </w:rPr>
-            </w:pPr>
-            <w:r>
-              <w:rPr>
-                <w:rFonts w:ascii="Times New Roman" w:hAnsi="Times New Roman" w:cs="Times New Roman"/>
-                <w:sz w:val="28"/>
-                <w:szCs w:val="28"/>
-              </w:rPr>
-              <w:t>Pass</w:t>
-            </w:r>
-          </w:p>
-        </w:tc>
-      </w:tr>
-      <w:tr>
-        <w:tc>
-          <w:tcPr>
-            <w:tcW w:w="668" w:type="dxa"/>
-            <w:hideMark/>
-          </w:tcPr>
-          <w:p>
-            <w:pPr>
-              <w:spacing w:line="360" w:lineRule="auto"/>
-              <w:jc w:val="both"/>
-              <w:rPr>
-                <w:rFonts w:ascii="Times New Roman" w:hAnsi="Times New Roman" w:cs="Times New Roman"/>
-                <w:sz w:val="28"/>
-                <w:szCs w:val="28"/>
-              </w:rPr>
-            </w:pPr>
-            <w:r>
-              <w:rPr>
-                <w:rFonts w:ascii="Times New Roman" w:hAnsi="Times New Roman" w:cs="Times New Roman"/>
-                <w:sz w:val="28"/>
-                <w:szCs w:val="28"/>
-              </w:rPr>
-              <w:t>Т</w:t>
-            </w:r>
-            <w:r>
-              <w:rPr>
-                <w:rFonts w:ascii="Times New Roman" w:hAnsi="Times New Roman" w:cs="Times New Roman"/>
-                <w:sz w:val="28"/>
-                <w:szCs w:val="28"/>
-              </w:rPr>
-              <w:t>C-05</w:t>
-            </w:r>
-          </w:p>
-        </w:tc>
-        <w:tc>
-          <w:tcPr>
-            <w:tcW w:w="1965" w:type="dxa"/>
-            <w:hideMark/>
-          </w:tcPr>
-          <w:p>
-            <w:pPr>
-              <w:spacing w:line="360" w:lineRule="auto"/>
-              <w:jc w:val="both"/>
-              <w:rPr>
-                <w:rFonts w:ascii="Times New Roman" w:hAnsi="Times New Roman" w:cs="Times New Roman"/>
-                <w:sz w:val="28"/>
-                <w:szCs w:val="28"/>
-              </w:rPr>
-            </w:pPr>
-            <w:r>
-              <w:rPr>
-                <w:rFonts w:ascii="Times New Roman" w:hAnsi="Times New Roman" w:cs="Times New Roman"/>
-                <w:sz w:val="28"/>
-                <w:szCs w:val="28"/>
-              </w:rPr>
-              <w:t>Ввод значений в норме</w:t>
-            </w:r>
-          </w:p>
-        </w:tc>
-        <w:tc>
-          <w:tcPr>
-            <w:tcW w:w="2188" w:type="dxa"/>
-            <w:hideMark/>
-          </w:tcPr>
-          <w:p>
-            <w:pPr>
-              <w:spacing w:line="360" w:lineRule="auto"/>
-              <w:jc w:val="both"/>
-              <w:rPr>
-                <w:rFonts w:ascii="Times New Roman" w:hAnsi="Times New Roman" w:cs="Times New Roman"/>
-                <w:sz w:val="28"/>
-                <w:szCs w:val="28"/>
-              </w:rPr>
-            </w:pPr>
-            <w:r>
-              <w:rPr>
-                <w:rFonts w:ascii="Times New Roman" w:hAnsi="Times New Roman" w:cs="Times New Roman"/>
-                <w:sz w:val="28"/>
-                <w:szCs w:val="28"/>
-              </w:rPr>
-              <w:t>Ввести pH=7.0, Влажность=1.5</w:t>
-            </w:r>
-          </w:p>
-        </w:tc>
-        <w:tc>
-          <w:tcPr>
-            <w:tcW w:w="2126" w:type="dxa"/>
-            <w:hideMark/>
-          </w:tcPr>
-          <w:p>
-            <w:pPr>
-              <w:spacing w:line="360" w:lineRule="auto"/>
-              <w:jc w:val="both"/>
-              <w:rPr>
-                <w:rFonts w:ascii="Times New Roman" w:hAnsi="Times New Roman" w:cs="Times New Roman"/>
-                <w:sz w:val="28"/>
-                <w:szCs w:val="28"/>
-              </w:rPr>
-            </w:pPr>
-            <w:r>
-              <w:rPr>
-                <w:rFonts w:ascii="Times New Roman" w:hAnsi="Times New Roman" w:cs="Times New Roman"/>
-                <w:sz w:val="28"/>
-                <w:szCs w:val="28"/>
-              </w:rPr>
-              <w:t>Статус «OK»</w:t>
-            </w:r>
-          </w:p>
-        </w:tc>
-        <w:tc>
-          <w:tcPr>
-            <w:tcW w:w="1701" w:type="dxa"/>
-            <w:hideMark/>
-          </w:tcPr>
-          <w:p>
-            <w:pPr>
-              <w:spacing w:line="360" w:lineRule="auto"/>
-              <w:jc w:val="both"/>
-              <w:rPr>
-                <w:rFonts w:ascii="Times New Roman" w:hAnsi="Times New Roman" w:cs="Times New Roman"/>
-                <w:sz w:val="28"/>
-                <w:szCs w:val="28"/>
-              </w:rPr>
-            </w:pPr>
-            <w:r>
-              <w:rPr>
-                <w:rFonts w:ascii="Times New Roman" w:hAnsi="Times New Roman" w:cs="Times New Roman"/>
-                <w:sz w:val="28"/>
-                <w:szCs w:val="28"/>
-              </w:rPr>
-              <w:t>Выполнено</w:t>
-            </w:r>
-          </w:p>
-        </w:tc>
-        <w:tc>
-          <w:tcPr>
-            <w:tcW w:w="1417" w:type="dxa"/>
-            <w:hideMark/>
-          </w:tcPr>
-          <w:p>
-            <w:pPr>
-              <w:spacing w:line="360" w:lineRule="auto"/>
-              <w:jc w:val="both"/>
-              <w:rPr>
-                <w:rFonts w:ascii="Times New Roman" w:hAnsi="Times New Roman" w:cs="Times New Roman"/>
-                <w:sz w:val="28"/>
-                <w:szCs w:val="28"/>
-              </w:rPr>
-            </w:pPr>
-            <w:r>
-              <w:rPr>
-                <w:rFonts w:ascii="Times New Roman" w:hAnsi="Times New Roman" w:cs="Times New Roman"/>
-                <w:sz w:val="28"/>
-                <w:szCs w:val="28"/>
-              </w:rPr>
-              <w:t>Pass</w:t>
-            </w:r>
-          </w:p>
-        </w:tc>
-      </w:tr>
-      <w:tr>
-        <w:tc>
-          <w:tcPr>
-            <w:tcW w:w="668" w:type="dxa"/>
-            <w:hideMark/>
-          </w:tcPr>
-          <w:p>
-            <w:pPr>
-              <w:spacing w:line="360" w:lineRule="auto"/>
-              <w:jc w:val="both"/>
-              <w:rPr>
-                <w:rFonts w:ascii="Times New Roman" w:hAnsi="Times New Roman" w:cs="Times New Roman"/>
-                <w:sz w:val="28"/>
-                <w:szCs w:val="28"/>
-              </w:rPr>
-            </w:pPr>
-            <w:r>
-              <w:rPr>
-                <w:rFonts w:ascii="Times New Roman" w:hAnsi="Times New Roman" w:cs="Times New Roman"/>
-                <w:sz w:val="28"/>
-                <w:szCs w:val="28"/>
-              </w:rPr>
-              <w:t>Т</w:t>
-            </w:r>
-            <w:r>
-              <w:rPr>
-                <w:rFonts w:ascii="Times New Roman" w:hAnsi="Times New Roman" w:cs="Times New Roman"/>
-                <w:sz w:val="28"/>
-                <w:szCs w:val="28"/>
-              </w:rPr>
-              <w:t>C-06</w:t>
-            </w:r>
-          </w:p>
-        </w:tc>
-        <w:tc>
-          <w:tcPr>
-            <w:tcW w:w="1965" w:type="dxa"/>
-            <w:hideMark/>
-          </w:tcPr>
-          <w:p>
-            <w:pPr>
-              <w:spacing w:line="360" w:lineRule="auto"/>
-              <w:jc w:val="both"/>
-              <w:rPr>
-                <w:rFonts w:ascii="Times New Roman" w:hAnsi="Times New Roman" w:cs="Times New Roman"/>
-                <w:sz w:val="28"/>
-                <w:szCs w:val="28"/>
-              </w:rPr>
-            </w:pPr>
-            <w:r>
-              <w:rPr>
-                <w:rFonts w:ascii="Times New Roman" w:hAnsi="Times New Roman" w:cs="Times New Roman"/>
-                <w:sz w:val="28"/>
-                <w:szCs w:val="28"/>
-              </w:rPr>
-              <w:t>Ввод значений вне нормы</w:t>
-            </w:r>
-          </w:p>
-        </w:tc>
-        <w:tc>
-          <w:tcPr>
-            <w:tcW w:w="2188" w:type="dxa"/>
-            <w:hideMark/>
-          </w:tcPr>
-          <w:p>
-            <w:pPr>
-              <w:spacing w:line="360" w:lineRule="auto"/>
-              <w:jc w:val="both"/>
-              <w:rPr>
-                <w:rFonts w:ascii="Times New Roman" w:hAnsi="Times New Roman" w:cs="Times New Roman"/>
-                <w:sz w:val="28"/>
-                <w:szCs w:val="28"/>
-              </w:rPr>
-            </w:pPr>
-            <w:r>
-              <w:rPr>
-                <w:rFonts w:ascii="Times New Roman" w:hAnsi="Times New Roman" w:cs="Times New Roman"/>
-                <w:sz w:val="28"/>
-                <w:szCs w:val="28"/>
-              </w:rPr>
-              <w:t>Ввести pH=8.0</w:t>
-            </w:r>
-          </w:p>
-        </w:tc>
-        <w:tc>
-          <w:tcPr>
-            <w:tcW w:w="2126" w:type="dxa"/>
-            <w:hideMark/>
-          </w:tcPr>
-          <w:p>
-            <w:pPr>
-              <w:spacing w:line="360" w:lineRule="auto"/>
-              <w:jc w:val="both"/>
-              <w:rPr>
-                <w:rFonts w:ascii="Times New Roman" w:hAnsi="Times New Roman" w:cs="Times New Roman"/>
-                <w:sz w:val="28"/>
-                <w:szCs w:val="28"/>
-              </w:rPr>
-            </w:pPr>
-            <w:r>
-              <w:rPr>
-                <w:rFonts w:ascii="Times New Roman" w:hAnsi="Times New Roman" w:cs="Times New Roman"/>
-                <w:sz w:val="28"/>
-                <w:szCs w:val="28"/>
-              </w:rPr>
-              <w:t>Статус «Отклонение»</w:t>
-            </w:r>
-          </w:p>
-        </w:tc>
-        <w:tc>
-          <w:tcPr>
-            <w:tcW w:w="1701" w:type="dxa"/>
-            <w:hideMark/>
-          </w:tcPr>
-          <w:p>
-            <w:pPr>
-              <w:spacing w:line="360" w:lineRule="auto"/>
-              <w:jc w:val="both"/>
-              <w:rPr>
-                <w:rFonts w:ascii="Times New Roman" w:hAnsi="Times New Roman" w:cs="Times New Roman"/>
-                <w:sz w:val="28"/>
-                <w:szCs w:val="28"/>
-              </w:rPr>
-            </w:pPr>
-            <w:r>
-              <w:rPr>
-                <w:rFonts w:ascii="Times New Roman" w:hAnsi="Times New Roman" w:cs="Times New Roman"/>
-                <w:sz w:val="28"/>
-                <w:szCs w:val="28"/>
-              </w:rPr>
-              <w:t>Выполнено</w:t>
-            </w:r>
-          </w:p>
-        </w:tc>
-        <w:tc>
-          <w:tcPr>
-            <w:tcW w:w="1417" w:type="dxa"/>
-            <w:hideMark/>
-          </w:tcPr>
-          <w:p>
-            <w:pPr>
-              <w:spacing w:line="360" w:lineRule="auto"/>
-              <w:jc w:val="both"/>
-              <w:rPr>
-                <w:rFonts w:ascii="Times New Roman" w:hAnsi="Times New Roman" w:cs="Times New Roman"/>
-                <w:sz w:val="28"/>
-                <w:szCs w:val="28"/>
-              </w:rPr>
-            </w:pPr>
-            <w:r>
-              <w:rPr>
-                <w:rFonts w:ascii="Times New Roman" w:hAnsi="Times New Roman" w:cs="Times New Roman"/>
-                <w:sz w:val="28"/>
-                <w:szCs w:val="28"/>
-              </w:rPr>
-              <w:t>Pass</w:t>
-            </w:r>
-          </w:p>
-        </w:tc>
-      </w:tr>
-      <w:tr>
-        <w:tc>
-          <w:tcPr>
-            <w:tcW w:w="668" w:type="dxa"/>
-            <w:hideMark/>
-          </w:tcPr>
-          <w:p>
-            <w:pPr>
-              <w:spacing w:line="360" w:lineRule="auto"/>
-              <w:jc w:val="both"/>
-              <w:rPr>
-                <w:rFonts w:ascii="Times New Roman" w:hAnsi="Times New Roman" w:cs="Times New Roman"/>
-                <w:sz w:val="28"/>
-                <w:szCs w:val="28"/>
-              </w:rPr>
-            </w:pPr>
-            <w:r>
-              <w:rPr>
-                <w:rFonts w:ascii="Times New Roman" w:hAnsi="Times New Roman" w:cs="Times New Roman"/>
-                <w:sz w:val="28"/>
-                <w:szCs w:val="28"/>
-              </w:rPr>
-              <w:t>Т</w:t>
-            </w:r>
-            <w:r>
-              <w:rPr>
-                <w:rFonts w:ascii="Times New Roman" w:hAnsi="Times New Roman" w:cs="Times New Roman"/>
-                <w:sz w:val="28"/>
-                <w:szCs w:val="28"/>
-              </w:rPr>
-              <w:t>C-07</w:t>
-            </w:r>
-          </w:p>
-        </w:tc>
-        <w:tc>
-          <w:tcPr>
-            <w:tcW w:w="1965" w:type="dxa"/>
-            <w:hideMark/>
-          </w:tcPr>
-          <w:p>
-            <w:pPr>
-              <w:spacing w:line="360" w:lineRule="auto"/>
-              <w:jc w:val="both"/>
-              <w:rPr>
-                <w:rFonts w:ascii="Times New Roman" w:hAnsi="Times New Roman" w:cs="Times New Roman"/>
-                <w:sz w:val="28"/>
-                <w:szCs w:val="28"/>
-              </w:rPr>
-            </w:pPr>
-            <w:r>
-              <w:rPr>
-                <w:rFonts w:ascii="Times New Roman" w:hAnsi="Times New Roman" w:cs="Times New Roman"/>
-                <w:sz w:val="28"/>
-                <w:szCs w:val="28"/>
-              </w:rPr>
-              <w:t>Завершение испытания с решением «Разрешить»</w:t>
-            </w:r>
-          </w:p>
-        </w:tc>
-        <w:tc>
-          <w:tcPr>
-            <w:tcW w:w="2188" w:type="dxa"/>
-            <w:hideMark/>
-          </w:tcPr>
-          <w:p>
-            <w:pPr>
-              <w:spacing w:line="360" w:lineRule="auto"/>
-              <w:jc w:val="both"/>
-              <w:rPr>
-                <w:rFonts w:ascii="Times New Roman" w:hAnsi="Times New Roman" w:cs="Times New Roman"/>
-                <w:sz w:val="28"/>
-                <w:szCs w:val="28"/>
-              </w:rPr>
-            </w:pPr>
-            <w:r>
-              <w:rPr>
-                <w:rFonts w:ascii="Times New Roman" w:hAnsi="Times New Roman" w:cs="Times New Roman"/>
-                <w:sz w:val="28"/>
-                <w:szCs w:val="28"/>
-              </w:rPr>
-              <w:t>Заполнить все параметры, выбрать «РАЗРЕШИТЬ»</w:t>
-            </w:r>
-          </w:p>
-        </w:tc>
-        <w:tc>
-          <w:tcPr>
-            <w:tcW w:w="2126" w:type="dxa"/>
-            <w:hideMark/>
-          </w:tcPr>
-          <w:p>
-            <w:pPr>
-              <w:spacing w:line="360" w:lineRule="auto"/>
-              <w:jc w:val="both"/>
-              <w:rPr>
-                <w:rFonts w:ascii="Times New Roman" w:hAnsi="Times New Roman" w:cs="Times New Roman"/>
-                <w:sz w:val="28"/>
-                <w:szCs w:val="28"/>
-              </w:rPr>
-            </w:pPr>
-            <w:r>
-              <w:rPr>
-                <w:rFonts w:ascii="Times New Roman" w:hAnsi="Times New Roman" w:cs="Times New Roman"/>
-                <w:sz w:val="28"/>
-                <w:szCs w:val="28"/>
-              </w:rPr>
-              <w:t>Партия получает статус</w:t>
-            </w:r>
-            <w:r>
-              <w:rPr>
-                <w:rFonts w:ascii="Times New Roman" w:hAnsi="Times New Roman" w:cs="Times New Roman"/>
-                <w:sz w:val="28"/>
-                <w:szCs w:val="28"/>
-              </w:rPr>
-              <w:t xml:space="preserve"> </w:t>
-            </w:r>
-            <w:r>
-              <w:rPr>
-                <w:rFonts w:ascii="Times New Roman" w:hAnsi="Times New Roman" w:cs="Times New Roman"/>
-                <w:sz w:val="28"/>
-                <w:szCs w:val="28"/>
-              </w:rPr>
-              <w:t>approved</w:t>
-            </w:r>
-          </w:p>
-        </w:tc>
-        <w:tc>
-          <w:tcPr>
-            <w:tcW w:w="1701" w:type="dxa"/>
-            <w:hideMark/>
-          </w:tcPr>
-          <w:p>
-            <w:pPr>
-              <w:spacing w:line="360" w:lineRule="auto"/>
-              <w:jc w:val="both"/>
-              <w:rPr>
-                <w:rFonts w:ascii="Times New Roman" w:hAnsi="Times New Roman" w:cs="Times New Roman"/>
-                <w:sz w:val="28"/>
-                <w:szCs w:val="28"/>
-              </w:rPr>
-            </w:pPr>
-            <w:r>
-              <w:rPr>
-                <w:rFonts w:ascii="Times New Roman" w:hAnsi="Times New Roman" w:cs="Times New Roman"/>
-                <w:sz w:val="28"/>
-                <w:szCs w:val="28"/>
-              </w:rPr>
-              <w:t>Выполнено</w:t>
-            </w:r>
-          </w:p>
-        </w:tc>
-        <w:tc>
-          <w:tcPr>
-            <w:tcW w:w="1417" w:type="dxa"/>
-            <w:hideMark/>
-          </w:tcPr>
-          <w:p>
-            <w:pPr>
-              <w:spacing w:line="360" w:lineRule="auto"/>
-              <w:jc w:val="both"/>
-              <w:rPr>
-                <w:rFonts w:ascii="Times New Roman" w:hAnsi="Times New Roman" w:cs="Times New Roman"/>
-                <w:sz w:val="28"/>
-                <w:szCs w:val="28"/>
-              </w:rPr>
-            </w:pPr>
-            <w:r>
-              <w:rPr>
-                <w:rFonts w:ascii="Times New Roman" w:hAnsi="Times New Roman" w:cs="Times New Roman"/>
-                <w:sz w:val="28"/>
-                <w:szCs w:val="28"/>
-              </w:rPr>
-              <w:t>Pass</w:t>
-            </w:r>
-          </w:p>
-        </w:tc>
-      </w:tr>
-      <w:tr>
-        <w:tc>
-          <w:tcPr>
-            <w:tcW w:w="668" w:type="dxa"/>
-            <w:hideMark/>
-          </w:tcPr>
-          <w:p>
-            <w:pPr>
-              <w:spacing w:line="360" w:lineRule="auto"/>
-              <w:jc w:val="both"/>
-              <w:rPr>
-                <w:rFonts w:ascii="Times New Roman" w:hAnsi="Times New Roman" w:cs="Times New Roman"/>
-                <w:sz w:val="28"/>
-                <w:szCs w:val="28"/>
-              </w:rPr>
-            </w:pPr>
-            <w:r>
-              <w:rPr>
-                <w:rFonts w:ascii="Times New Roman" w:hAnsi="Times New Roman" w:cs="Times New Roman"/>
-                <w:sz w:val="28"/>
-                <w:szCs w:val="28"/>
-              </w:rPr>
-              <w:t>Т</w:t>
-            </w:r>
-            <w:r>
-              <w:rPr>
-                <w:rFonts w:ascii="Times New Roman" w:hAnsi="Times New Roman" w:cs="Times New Roman"/>
-                <w:sz w:val="28"/>
-                <w:szCs w:val="28"/>
-              </w:rPr>
-              <w:t>C-08</w:t>
-            </w:r>
-          </w:p>
-        </w:tc>
-        <w:tc>
-          <w:tcPr>
-            <w:tcW w:w="1965" w:type="dxa"/>
-            <w:hideMark/>
-          </w:tcPr>
-          <w:p>
-            <w:pPr>
-              <w:spacing w:line="360" w:lineRule="auto"/>
-              <w:jc w:val="both"/>
-              <w:rPr>
-                <w:rFonts w:ascii="Times New Roman" w:hAnsi="Times New Roman" w:cs="Times New Roman"/>
-                <w:sz w:val="28"/>
-                <w:szCs w:val="28"/>
-              </w:rPr>
-            </w:pPr>
-            <w:r>
-              <w:rPr>
-                <w:rFonts w:ascii="Times New Roman" w:hAnsi="Times New Roman" w:cs="Times New Roman"/>
-                <w:sz w:val="28"/>
-                <w:szCs w:val="28"/>
-              </w:rPr>
-              <w:t xml:space="preserve">Завершение испытания без заполнения всех </w:t>
-            </w:r>
-            <w:r>
-              <w:rPr>
-                <w:rFonts w:ascii="Times New Roman" w:hAnsi="Times New Roman" w:cs="Times New Roman"/>
-                <w:sz w:val="28"/>
-                <w:szCs w:val="28"/>
-              </w:rPr>
-              <w:lastRenderedPageBreak/>
-              <w:t>параметров</w:t>
-            </w:r>
-          </w:p>
-        </w:tc>
-        <w:tc>
-          <w:tcPr>
-            <w:tcW w:w="2188" w:type="dxa"/>
-            <w:hideMark/>
-          </w:tcPr>
-          <w:p>
-            <w:pPr>
-              <w:spacing w:line="360" w:lineRule="auto"/>
-              <w:jc w:val="both"/>
-              <w:rPr>
-                <w:rFonts w:ascii="Times New Roman" w:hAnsi="Times New Roman" w:cs="Times New Roman"/>
-                <w:sz w:val="28"/>
-                <w:szCs w:val="28"/>
-              </w:rPr>
-            </w:pPr>
-            <w:r>
-              <w:rPr>
-                <w:rFonts w:ascii="Times New Roman" w:hAnsi="Times New Roman" w:cs="Times New Roman"/>
-                <w:sz w:val="28"/>
-                <w:szCs w:val="28"/>
-              </w:rPr>
-              <w:lastRenderedPageBreak/>
               <w:t>Оставить поле пустым</w:t>
             </w:r>
           </w:p>
@@ -10609,6 +10739,26 @@
           <w:szCs w:val="28"/>
         </w:rPr>
         <w:t>7.2. Журнал отладки модуля лаборатории</w:t>
+      </w:r>
+    </w:p>
+    <w:p>
+      <w:pPr>
+        <w:spacing w:after="0" w:line="360" w:lineRule="auto"/>
+        <w:ind w:firstLine="709"/>
+        <w:jc w:val="right"/>
+        <w:rPr>
+          <w:rFonts w:ascii="Times New Roman" w:hAnsi="Times New Roman" w:cs="Times New Roman"/>
+          <w:sz w:val="28"/>
+          <w:szCs w:val="28"/>
+        </w:rPr>
+      </w:pPr>
+      <w:r>
+        <w:rPr>
+          <w:rFonts w:ascii="Times New Roman" w:hAnsi="Times New Roman" w:cs="Times New Roman"/>
+          <w:sz w:val="28"/>
+          <w:szCs w:val="28"/>
+        </w:rPr>
+        <w:t>Таблица 9</w:t>
       </w:r>
     </w:p>
     <w:tbl>
@@ -11029,7 +11179,16 @@
                 <w:sz w:val="28"/>
                 <w:szCs w:val="28"/>
               </w:rPr>
-              <w:t>Не отображаются номера партий сырья в истории</w:t>
+              <w:t xml:space="preserve">Не отображаются номера партий сырья </w:t>
+            </w:r>
+            <w:r>
+              <w:rPr>
+                <w:rFonts w:ascii="Times New Roman" w:hAnsi="Times New Roman" w:cs="Times New Roman"/>
+                <w:sz w:val="28"/>
+                <w:szCs w:val="28"/>
+              </w:rPr>
+              <w:lastRenderedPageBreak/>
+              <w:t>в истории</w:t>
             </w:r>
           </w:p>
         </w:tc>
@@ -11056,6 +11215,7 @@
                 <w:szCs w:val="28"/>
                 <w:lang w:val="en-US"/>
               </w:rPr>
+              <w:lastRenderedPageBreak/>
               <w:t>BatchId</w:t>
             </w:r>
             <w:r>
@@ -11431,16 +11591,7 @@
                 <w:sz w:val="28"/>
                 <w:szCs w:val="28"/>
               </w:rPr>
-              <w:t xml:space="preserve">Протокол не сохраняется в </w:t>
-            </w:r>
-            <w:r>
-              <w:rPr>
-                <w:rFonts w:ascii="Times New Roman" w:hAnsi="Times New Roman" w:cs="Times New Roman"/>
-                <w:sz w:val="28"/>
-                <w:szCs w:val="28"/>
-              </w:rPr>
-              <w:lastRenderedPageBreak/>
-              <w:t>PDF</w:t>
+              <w:t>Протокол не сохраняется в PDF</w:t>
             </w:r>
           </w:p>
         </w:tc>
@@ -11465,7 +11616,6 @@
                 <w:sz w:val="28"/>
                 <w:szCs w:val="28"/>
               </w:rPr>
-              <w:lastRenderedPageBreak/>
               <w:t>Ошибка шрифтов в PdfSharp</w:t>
             </w:r>
           </w:p>
@@ -11754,6 +11904,26 @@
           <w:szCs w:val="28"/>
         </w:rPr>
         <w:t>8.1. Тестовые сценарии (интеграционные)</w:t>
+      </w:r>
+    </w:p>
+    <w:p>
+      <w:pPr>
+        <w:spacing w:after="0" w:line="360" w:lineRule="auto"/>
+        <w:ind w:firstLine="709"/>
+        <w:jc w:val="right"/>
+        <w:rPr>
+          <w:rFonts w:ascii="Times New Roman" w:hAnsi="Times New Roman" w:cs="Times New Roman"/>
+          <w:sz w:val="28"/>
+          <w:szCs w:val="28"/>
+        </w:rPr>
+      </w:pPr>
+      <w:r>
+        <w:rPr>
+          <w:rFonts w:ascii="Times New Roman" w:hAnsi="Times New Roman" w:cs="Times New Roman"/>
+          <w:sz w:val="28"/>
+          <w:szCs w:val="28"/>
+        </w:rPr>
+        <w:t>Таблица 10</w:t>
       </w:r>
     </w:p>
     <w:tbl>
@@ -12531,6 +12701,7 @@
                 <w:sz w:val="28"/>
                 <w:szCs w:val="28"/>
               </w:rPr>
+              <w:lastRenderedPageBreak/>
               <w:t>API-04</w:t>
             </w:r>
           </w:p>
@@ -13094,16 +13265,7 @@
                 <w:sz w:val="28"/>
                 <w:szCs w:val="28"/>
               </w:rPr>
-              <w:t>API-</w:t>
-            </w:r>
-            <w:r>
-              <w:rPr>
-                <w:rFonts w:ascii="Times New Roman" w:hAnsi="Times New Roman" w:cs="Times New Roman"/>
-                <w:sz w:val="28"/>
-                <w:szCs w:val="28"/>
-              </w:rPr>
-              <w:lastRenderedPageBreak/>
-              <w:t>07</w:t>
+              <w:t>API-07</w:t>
             </w:r>
           </w:p>
         </w:tc>
@@ -13128,17 +13290,7 @@
                 <w:sz w:val="28"/>
                 <w:szCs w:val="28"/>
               </w:rPr>
-              <w:lastRenderedPageBreak/>
-              <w:t>/api/laboratory</w:t>
-            </w:r>
-            <w:r>
-              <w:rPr>
-                <w:rFonts w:ascii="Times New Roman" w:hAnsi="Times New Roman" w:cs="Times New Roman"/>
-                <w:sz w:val="28"/>
-                <w:szCs w:val="28"/>
-              </w:rPr>
-              <w:lastRenderedPageBreak/>
-              <w:t>/tests</w:t>
+              <w:t>/api/laboratory/tests</w:t>
             </w:r>
           </w:p>
         </w:tc>
@@ -13163,7 +13315,6 @@
                 <w:sz w:val="28"/>
                 <w:szCs w:val="28"/>
               </w:rPr>
-              <w:lastRenderedPageBreak/>
               <w:t>POST</w:t>
             </w:r>
           </w:p>
@@ -13189,16 +13340,7 @@
                 <w:sz w:val="28"/>
                 <w:szCs w:val="28"/>
               </w:rPr>
-              <w:t xml:space="preserve">Создание </w:t>
-            </w:r>
-            <w:r>
-              <w:rPr>
-                <w:rFonts w:ascii="Times New Roman" w:hAnsi="Times New Roman" w:cs="Times New Roman"/>
-                <w:sz w:val="28"/>
-                <w:szCs w:val="28"/>
-              </w:rPr>
-              <w:lastRenderedPageBreak/>
-              <w:t>испытания</w:t>
+              <w:t>Создание испытания</w:t>
             </w:r>
           </w:p>
         </w:tc>
@@ -13223,7 +13365,6 @@
                 <w:sz w:val="28"/>
                 <w:szCs w:val="28"/>
               </w:rPr>
-              <w:lastRenderedPageBreak/>
               <w:t>HTTP 200,</w:t>
             </w:r>
             <w:r>
@@ -13256,7 +13397,6 @@
                 <w:sz w:val="28"/>
                 <w:szCs w:val="28"/>
               </w:rPr>
-              <w:lastRenderedPageBreak/>
               <w:t>созданного теста</w:t>
             </w:r>
           </w:p>
@@ -13282,7 +13422,6 @@
                 <w:sz w:val="28"/>
                 <w:szCs w:val="28"/>
               </w:rPr>
-              <w:lastRenderedPageBreak/>
               <w:t>Выполнено</w:t>
             </w:r>
           </w:p>
@@ -13897,6 +14036,26 @@
           <w:szCs w:val="28"/>
         </w:rPr>
         <w:t>8.2. Журнал отладки API</w:t>
+      </w:r>
+    </w:p>
+    <w:p>
+      <w:pPr>
+        <w:spacing w:after="0" w:line="360" w:lineRule="auto"/>
+        <w:ind w:firstLine="709"/>
+        <w:jc w:val="right"/>
+        <w:rPr>
+          <w:rFonts w:ascii="Times New Roman" w:hAnsi="Times New Roman" w:cs="Times New Roman"/>
+          <w:sz w:val="28"/>
+          <w:szCs w:val="28"/>
+        </w:rPr>
+      </w:pPr>
+      <w:r>
+        <w:rPr>
+          <w:rFonts w:ascii="Times New Roman" w:hAnsi="Times New Roman" w:cs="Times New Roman"/>
+          <w:sz w:val="28"/>
+          <w:szCs w:val="28"/>
+        </w:rPr>
+        <w:t>Таблица 11</w:t>
       </w:r>
     </w:p>
     <w:tbl>
@@ -14110,7 +14269,16 @@
                 <w:sz w:val="28"/>
                 <w:szCs w:val="28"/>
               </w:rPr>
-              <w:t>Ошибка «Недопустимое имя столбца CreatedBy»</w:t>
+              <w:t xml:space="preserve">Ошибка «Недопустимое имя </w:t>
+            </w:r>
+            <w:r>
+              <w:rPr>
+                <w:rFonts w:ascii="Times New Roman" w:hAnsi="Times New Roman" w:cs="Times New Roman"/>
+                <w:sz w:val="28"/>
+                <w:szCs w:val="28"/>
+              </w:rPr>
+              <w:lastRenderedPageBreak/>
+              <w:t>столбца CreatedBy»</w:t>
             </w:r>
           </w:p>
         </w:tc>
@@ -14136,6 +14304,7 @@
                 <w:sz w:val="28"/>
                 <w:szCs w:val="28"/>
               </w:rPr>
+              <w:lastRenderedPageBreak/>
               <w:t>В</w:t>
             </w:r>
             <w:r>
@@ -14188,6 +14357,7 @@
                 <w:sz w:val="28"/>
                 <w:szCs w:val="28"/>
               </w:rPr>
+              <w:lastRenderedPageBreak/>
               <w:t>нет</w:t>
             </w:r>
             <w:r>
@@ -14249,6 +14419,7 @@
                 <w:sz w:val="28"/>
                 <w:szCs w:val="28"/>
               </w:rPr>
+              <w:lastRenderedPageBreak/>
               <w:t>Добавлена колонка через</w:t>
             </w:r>
             <w:r>
@@ -14265,6 +14436,7 @@
                 <w:sz w:val="28"/>
                 <w:szCs w:val="28"/>
               </w:rPr>
+              <w:lastRenderedPageBreak/>
               <w:t>ALTER TABLE</w:t>
             </w:r>
           </w:p>
@@ -14291,6 +14463,7 @@
                 <w:sz w:val="28"/>
                 <w:szCs w:val="28"/>
               </w:rPr>
+              <w:lastRenderedPageBreak/>
               <w:t>Закрыт</w:t>
             </w:r>
           </w:p>
@@ -14768,16 +14941,7 @@
                 <w:sz w:val="28"/>
                 <w:szCs w:val="28"/>
               </w:rPr>
-              <w:t xml:space="preserve">не </w:t>
-            </w:r>
-            <w:r>
-              <w:rPr>
-                <w:rFonts w:ascii="Times New Roman" w:hAnsi="Times New Roman" w:cs="Times New Roman"/>
-                <w:sz w:val="28"/>
-                <w:szCs w:val="28"/>
-              </w:rPr>
-              <w:lastRenderedPageBreak/>
-              <w:t>подставляется в ответе API</w:t>
+              <w:t>не подставляется в ответе API</w:t>
             </w:r>
           </w:p>
         </w:tc>
@@ -14803,7 +14967,6 @@
                 <w:sz w:val="28"/>
                 <w:szCs w:val="28"/>
               </w:rPr>
-              <w:lastRenderedPageBreak/>
               <w:t>Отсутствует</w:t>
             </w:r>
             <w:r>
@@ -14838,7 +15001,6 @@
                 <w:sz w:val="28"/>
                 <w:szCs w:val="28"/>
               </w:rPr>
-              <w:lastRenderedPageBreak/>
               <w:t>между</w:t>
             </w:r>
             <w:r>
@@ -14919,17 +15081,7 @@
                 <w:sz w:val="28"/>
                 <w:szCs w:val="28"/>
               </w:rPr>
-              <w:lastRenderedPageBreak/>
-              <w:t xml:space="preserve">Добавлены JOIN </w:t>
-            </w:r>
-            <w:r>
-              <w:rPr>
-                <w:rFonts w:ascii="Times New Roman" w:hAnsi="Times New Roman" w:cs="Times New Roman"/>
-                <w:sz w:val="28"/>
-                <w:szCs w:val="28"/>
-              </w:rPr>
-              <w:lastRenderedPageBreak/>
-              <w:t>в запросе</w:t>
+              <w:t>Добавлены JOIN в запросе</w:t>
             </w:r>
           </w:p>
         </w:tc>
@@ -14955,7 +15107,6 @@
                 <w:sz w:val="28"/>
                 <w:szCs w:val="28"/>
               </w:rPr>
-              <w:lastRenderedPageBreak/>
               <w:t>Закрыт</w:t>
             </w:r>
           </w:p>
@@ -15206,6 +15357,25 @@
           <w:szCs w:val="28"/>
         </w:rPr>
       </w:pPr>
+    </w:p>
+    <w:p>
+      <w:pPr>
+        <w:spacing w:after="0" w:line="360" w:lineRule="auto"/>
+        <w:jc w:val="right"/>
+        <w:rPr>
+          <w:rFonts w:ascii="Times New Roman" w:hAnsi="Times New Roman" w:cs="Times New Roman"/>
+          <w:sz w:val="28"/>
+          <w:szCs w:val="28"/>
+        </w:rPr>
+      </w:pPr>
+      <w:r>
+        <w:rPr>
+          <w:rFonts w:ascii="Times New Roman" w:hAnsi="Times New Roman" w:cs="Times New Roman"/>
+          <w:sz w:val="28"/>
+          <w:szCs w:val="28"/>
+        </w:rPr>
+        <w:t>Таблица 12</w:t>
+      </w:r>
     </w:p>
     <w:tbl>
       <w:tblPr>
@@ -15905,7 +16075,11 @@
           <w:ilvl w:val="0"/>
           <w:numId w:val="1"/>
         </w:numPr>
+        <w:tabs>
+          <w:tab w:val="clear" w:pos="720"/>
+        </w:tabs>
         <w:spacing w:after="0" w:line="360" w:lineRule="auto"/>
+        <w:ind w:left="0" w:firstLine="0"/>
         <w:jc w:val="center"/>
         <w:rPr>
           <w:rFonts w:ascii="Times New Roman" w:hAnsi="Times New Roman" w:cs="Times New Roman"/>
@@ -17448,6 +17622,7 @@
   <w:style w:type="character" w:default="1" w:styleId="a0">
     <w:name w:val="Default Paragraph Font"/>
     <w:uiPriority w:val="1"/>
+    <w:semiHidden/>
     <w:unhideWhenUsed/>
   </w:style>
   <w:style w:type="table" w:default="1" w:styleId="a1">
